--- a/Grade One.docx
+++ b/Grade One.docx
@@ -1392,7 +1392,7 @@
           <w:iCs/>
           <w:sz w:val="18"/>
         </w:rPr>
-        <w:t xml:space="preserve">TERM </w:t>
+        <w:t>TERM 2</w:t>
       </w:r>
       <w:r>
         <w:rPr>
@@ -1400,7 +1400,7 @@
           <w:iCs/>
           <w:sz w:val="18"/>
         </w:rPr>
-        <w:t>2</w:t>
+        <w:t xml:space="preserve"> </w:t>
       </w:r>
       <w:r>
         <w:rPr>
@@ -1408,39 +1408,7 @@
           <w:iCs/>
           <w:sz w:val="18"/>
         </w:rPr>
-        <w:t xml:space="preserve"> </w:t>
-      </w:r>
-      <w:r>
-        <w:rPr>
-          <w:rFonts w:ascii="Aptos Slab Black" w:hAnsi="Aptos Slab Black" w:cs="Times New Roman"/>
-          <w:iCs/>
-          <w:sz w:val="18"/>
-        </w:rPr>
-        <w:t>(</w:t>
-      </w:r>
-      <w:r>
-        <w:rPr>
-          <w:rFonts w:ascii="Aptos Slab Black" w:hAnsi="Aptos Slab Black" w:cs="Times New Roman"/>
-          <w:iCs/>
-          <w:sz w:val="18"/>
-        </w:rPr>
-        <w:t>IKALAWANG</w:t>
-      </w:r>
-      <w:r>
-        <w:rPr>
-          <w:rFonts w:ascii="Aptos Slab Black" w:hAnsi="Aptos Slab Black" w:cs="Times New Roman"/>
-          <w:iCs/>
-          <w:sz w:val="18"/>
-        </w:rPr>
-        <w:t xml:space="preserve"> TERMINO</w:t>
-      </w:r>
-      <w:r>
-        <w:rPr>
-          <w:rFonts w:ascii="Aptos Slab Black" w:hAnsi="Aptos Slab Black" w:cs="Times New Roman"/>
-          <w:iCs/>
-          <w:sz w:val="18"/>
-        </w:rPr>
-        <w:t>)</w:t>
+        <w:t>(IKALAWANG TERMINO)</w:t>
       </w:r>
     </w:p>
     <w:tbl>
@@ -1823,31 +1791,7 @@
           <w:iCs/>
           <w:sz w:val="18"/>
         </w:rPr>
-        <w:t xml:space="preserve"> (</w:t>
-      </w:r>
-      <w:r>
-        <w:rPr>
-          <w:rFonts w:ascii="Aptos Slab Black" w:hAnsi="Aptos Slab Black" w:cs="Times New Roman"/>
-          <w:iCs/>
-          <w:sz w:val="18"/>
-        </w:rPr>
-        <w:t>IKATLONG</w:t>
-      </w:r>
-      <w:r>
-        <w:rPr>
-          <w:rFonts w:ascii="Aptos Slab Black" w:hAnsi="Aptos Slab Black" w:cs="Times New Roman"/>
-          <w:iCs/>
-          <w:sz w:val="18"/>
-        </w:rPr>
-        <w:t xml:space="preserve"> TERMINO</w:t>
-      </w:r>
-      <w:r>
-        <w:rPr>
-          <w:rFonts w:ascii="Aptos Slab Black" w:hAnsi="Aptos Slab Black" w:cs="Times New Roman"/>
-          <w:iCs/>
-          <w:sz w:val="18"/>
-        </w:rPr>
-        <w:t>)</w:t>
+        <w:t xml:space="preserve"> (IKATLONG TERMINO)</w:t>
       </w:r>
     </w:p>
     <w:tbl>
@@ -5006,8 +4950,8 @@
         <w:rPr>
           <w:rFonts w:ascii="Times New Roman" w:hAnsi="Times New Roman" w:cs="Times New Roman"/>
           <w:b/>
-          <w:sz w:val="8"/>
-          <w:szCs w:val="10"/>
+          <w:sz w:val="6"/>
+          <w:szCs w:val="8"/>
         </w:rPr>
       </w:pPr>
       <w:bookmarkStart w:id="0" w:name="_Hlk96761008"/>
@@ -5077,16 +5021,16 @@
               <w:rPr>
                 <w:rFonts w:ascii="Bernard MT Condensed" w:hAnsi="Bernard MT Condensed" w:cs="Times New Roman"/>
                 <w:bCs/>
-                <w:sz w:val="14"/>
-                <w:szCs w:val="16"/>
+                <w:sz w:val="18"/>
+                <w:szCs w:val="20"/>
               </w:rPr>
             </w:pPr>
             <w:r>
               <w:rPr>
                 <w:rFonts w:ascii="Bernard MT Condensed" w:hAnsi="Bernard MT Condensed" w:cs="Times New Roman"/>
                 <w:bCs/>
-                <w:sz w:val="14"/>
-                <w:szCs w:val="16"/>
+                <w:sz w:val="18"/>
+                <w:szCs w:val="20"/>
               </w:rPr>
               <w:t>{adviser}</w:t>
             </w:r>
@@ -5107,16 +5051,16 @@
               <w:rPr>
                 <w:rFonts w:ascii="Bernard MT Condensed" w:hAnsi="Bernard MT Condensed" w:cs="Times New Roman"/>
                 <w:bCs/>
-                <w:sz w:val="14"/>
-                <w:szCs w:val="16"/>
+                <w:sz w:val="18"/>
+                <w:szCs w:val="20"/>
               </w:rPr>
             </w:pPr>
             <w:r>
               <w:rPr>
                 <w:rFonts w:ascii="Bernard MT Condensed" w:hAnsi="Bernard MT Condensed" w:cs="Times New Roman"/>
                 <w:bCs/>
-                <w:sz w:val="14"/>
-                <w:szCs w:val="16"/>
+                <w:sz w:val="18"/>
+                <w:szCs w:val="20"/>
               </w:rPr>
               <w:t>{</w:t>
             </w:r>
@@ -5125,8 +5069,8 @@
               <w:rPr>
                 <w:rFonts w:ascii="Bernard MT Condensed" w:hAnsi="Bernard MT Condensed" w:cs="Times New Roman"/>
                 <w:bCs/>
-                <w:sz w:val="14"/>
-                <w:szCs w:val="16"/>
+                <w:sz w:val="18"/>
+                <w:szCs w:val="20"/>
               </w:rPr>
               <w:t>school</w:t>
             </w:r>
@@ -5134,8 +5078,8 @@
               <w:rPr>
                 <w:rFonts w:ascii="Bernard MT Condensed" w:hAnsi="Bernard MT Condensed" w:cs="Times New Roman"/>
                 <w:bCs/>
-                <w:sz w:val="14"/>
-                <w:szCs w:val="16"/>
+                <w:sz w:val="18"/>
+                <w:szCs w:val="20"/>
               </w:rPr>
               <w:t>H</w:t>
             </w:r>
@@ -5143,8 +5087,8 @@
               <w:rPr>
                 <w:rFonts w:ascii="Bernard MT Condensed" w:hAnsi="Bernard MT Condensed" w:cs="Times New Roman"/>
                 <w:bCs/>
-                <w:sz w:val="14"/>
-                <w:szCs w:val="16"/>
+                <w:sz w:val="18"/>
+                <w:szCs w:val="20"/>
               </w:rPr>
               <w:t>ead</w:t>
             </w:r>
@@ -5153,8 +5097,8 @@
               <w:rPr>
                 <w:rFonts w:ascii="Bernard MT Condensed" w:hAnsi="Bernard MT Condensed" w:cs="Times New Roman"/>
                 <w:bCs/>
-                <w:sz w:val="14"/>
-                <w:szCs w:val="16"/>
+                <w:sz w:val="18"/>
+                <w:szCs w:val="20"/>
               </w:rPr>
               <w:t>}</w:t>
             </w:r>
@@ -5218,7 +5162,7 @@
               <w:jc w:val="center"/>
               <w:rPr>
                 <w:rFonts w:ascii="Aptos Slab" w:hAnsi="Aptos Slab" w:cs="Times New Roman"/>
-                <w:b/>
+                <w:bCs/>
                 <w:sz w:val="16"/>
                 <w:szCs w:val="18"/>
               </w:rPr>
@@ -5226,7 +5170,7 @@
             <w:r>
               <w:rPr>
                 <w:rFonts w:ascii="Aptos Slab" w:hAnsi="Aptos Slab" w:cs="Times New Roman"/>
-                <w:b/>
+                <w:bCs/>
                 <w:sz w:val="16"/>
                 <w:szCs w:val="18"/>
               </w:rPr>
@@ -5275,8 +5219,8 @@
         <w:rPr>
           <w:rFonts w:ascii="Times New Roman" w:hAnsi="Times New Roman" w:cs="Times New Roman"/>
           <w:b/>
-          <w:sz w:val="14"/>
-          <w:szCs w:val="16"/>
+          <w:sz w:val="10"/>
+          <w:szCs w:val="12"/>
         </w:rPr>
       </w:pPr>
     </w:p>
@@ -5497,7 +5441,7 @@
               <w:jc w:val="center"/>
               <w:rPr>
                 <w:rFonts w:ascii="Aptos Slab" w:hAnsi="Aptos Slab" w:cs="Times New Roman"/>
-                <w:b/>
+                <w:bCs/>
                 <w:sz w:val="16"/>
                 <w:szCs w:val="18"/>
               </w:rPr>
@@ -5505,7 +5449,7 @@
             <w:r>
               <w:rPr>
                 <w:rFonts w:ascii="Aptos Slab" w:hAnsi="Aptos Slab" w:cs="Times New Roman"/>
-                <w:b/>
+                <w:bCs/>
                 <w:sz w:val="16"/>
                 <w:szCs w:val="18"/>
               </w:rPr>

--- a/Grade One.docx
+++ b/Grade One.docx
@@ -432,25 +432,7 @@
           <w:sz w:val="14"/>
           <w:szCs w:val="14"/>
         </w:rPr>
-        <w:t>{</w:t>
-      </w:r>
-      <w:proofErr w:type="spellStart"/>
-      <w:r>
-        <w:rPr>
-          <w:rFonts w:ascii="Aptos Slab" w:hAnsi="Aptos Slab" w:cs="Times New Roman"/>
-          <w:sz w:val="14"/>
-          <w:szCs w:val="14"/>
-        </w:rPr>
-        <w:t>schoolYear</w:t>
-      </w:r>
-      <w:proofErr w:type="spellEnd"/>
-      <w:r>
-        <w:rPr>
-          <w:rFonts w:ascii="Aptos Slab" w:hAnsi="Aptos Slab" w:cs="Times New Roman"/>
-          <w:sz w:val="14"/>
-          <w:szCs w:val="14"/>
-        </w:rPr>
-        <w:t>}</w:t>
+        <w:t>{schoolYear}</w:t>
       </w:r>
     </w:p>
     <w:p>
@@ -749,27 +731,7 @@
                 <w:sz w:val="18"/>
                 <w:szCs w:val="24"/>
               </w:rPr>
-              <w:t>{</w:t>
-            </w:r>
-            <w:proofErr w:type="spellStart"/>
-            <w:r>
-              <w:rPr>
-                <w:rFonts w:ascii="Aptos Slab" w:hAnsi="Aptos Slab" w:cs="Courier New"/>
-                <w:b/>
-                <w:sz w:val="18"/>
-                <w:szCs w:val="24"/>
-              </w:rPr>
-              <w:t>gradeLevel</w:t>
-            </w:r>
-            <w:proofErr w:type="spellEnd"/>
-            <w:r>
-              <w:rPr>
-                <w:rFonts w:ascii="Aptos Slab" w:hAnsi="Aptos Slab" w:cs="Courier New"/>
-                <w:b/>
-                <w:sz w:val="18"/>
-                <w:szCs w:val="24"/>
-              </w:rPr>
-              <w:t>}</w:t>
+              <w:t>{gradeLevel}</w:t>
             </w:r>
           </w:p>
         </w:tc>
@@ -1107,27 +1069,7 @@
                 <w:sz w:val="16"/>
                 <w:szCs w:val="20"/>
               </w:rPr>
-              <w:t xml:space="preserve">(Mga </w:t>
-            </w:r>
-            <w:proofErr w:type="spellStart"/>
-            <w:r>
-              <w:rPr>
-                <w:rFonts w:ascii="Aptos Slab Light" w:hAnsi="Aptos Slab Light" w:cs="Times New Roman"/>
-                <w:i/>
-                <w:sz w:val="16"/>
-                <w:szCs w:val="20"/>
-              </w:rPr>
-              <w:t>Nagagawa</w:t>
-            </w:r>
-            <w:proofErr w:type="spellEnd"/>
-            <w:r>
-              <w:rPr>
-                <w:rFonts w:ascii="Aptos Slab Light" w:hAnsi="Aptos Slab Light" w:cs="Times New Roman"/>
-                <w:i/>
-                <w:sz w:val="16"/>
-                <w:szCs w:val="20"/>
-              </w:rPr>
-              <w:t>)</w:t>
+              <w:t>(Mga Nagagawa)</w:t>
             </w:r>
           </w:p>
         </w:tc>
@@ -1251,19 +1193,8 @@
                 <w:sz w:val="16"/>
                 <w:szCs w:val="20"/>
               </w:rPr>
-              <w:t xml:space="preserve">Dapat </w:t>
-            </w:r>
-            <w:proofErr w:type="spellStart"/>
-            <w:r>
-              <w:rPr>
-                <w:rFonts w:ascii="Aptos Slab Light" w:hAnsi="Aptos Slab Light" w:cs="Times New Roman"/>
-                <w:i/>
-                <w:sz w:val="16"/>
-                <w:szCs w:val="20"/>
-              </w:rPr>
-              <w:t>Linangin</w:t>
-            </w:r>
-            <w:proofErr w:type="spellEnd"/>
+              <w:t>Dapat Linangin</w:t>
+            </w:r>
             <w:r>
               <w:rPr>
                 <w:rFonts w:ascii="Aptos Slab Light" w:hAnsi="Aptos Slab Light" w:cs="Times New Roman"/>
@@ -1477,27 +1408,7 @@
                 <w:sz w:val="16"/>
                 <w:szCs w:val="20"/>
               </w:rPr>
-              <w:t xml:space="preserve">(Mga </w:t>
-            </w:r>
-            <w:proofErr w:type="spellStart"/>
-            <w:r>
-              <w:rPr>
-                <w:rFonts w:ascii="Aptos Slab Light" w:hAnsi="Aptos Slab Light" w:cs="Times New Roman"/>
-                <w:i/>
-                <w:sz w:val="16"/>
-                <w:szCs w:val="20"/>
-              </w:rPr>
-              <w:t>Nagagawa</w:t>
-            </w:r>
-            <w:proofErr w:type="spellEnd"/>
-            <w:r>
-              <w:rPr>
-                <w:rFonts w:ascii="Aptos Slab Light" w:hAnsi="Aptos Slab Light" w:cs="Times New Roman"/>
-                <w:i/>
-                <w:sz w:val="16"/>
-                <w:szCs w:val="20"/>
-              </w:rPr>
-              <w:t>)</w:t>
+              <w:t>(Mga Nagagawa)</w:t>
             </w:r>
           </w:p>
         </w:tc>
@@ -1621,19 +1532,8 @@
                 <w:sz w:val="16"/>
                 <w:szCs w:val="20"/>
               </w:rPr>
-              <w:t xml:space="preserve">Dapat </w:t>
-            </w:r>
-            <w:proofErr w:type="spellStart"/>
-            <w:r>
-              <w:rPr>
-                <w:rFonts w:ascii="Aptos Slab Light" w:hAnsi="Aptos Slab Light" w:cs="Times New Roman"/>
-                <w:i/>
-                <w:sz w:val="16"/>
-                <w:szCs w:val="20"/>
-              </w:rPr>
-              <w:t>Linangin</w:t>
-            </w:r>
-            <w:proofErr w:type="spellEnd"/>
+              <w:t>Dapat Linangin</w:t>
+            </w:r>
             <w:r>
               <w:rPr>
                 <w:rFonts w:ascii="Aptos Slab Light" w:hAnsi="Aptos Slab Light" w:cs="Times New Roman"/>
@@ -1860,27 +1760,7 @@
                 <w:sz w:val="16"/>
                 <w:szCs w:val="20"/>
               </w:rPr>
-              <w:t xml:space="preserve">(Mga </w:t>
-            </w:r>
-            <w:proofErr w:type="spellStart"/>
-            <w:r>
-              <w:rPr>
-                <w:rFonts w:ascii="Aptos Slab Light" w:hAnsi="Aptos Slab Light" w:cs="Times New Roman"/>
-                <w:i/>
-                <w:sz w:val="16"/>
-                <w:szCs w:val="20"/>
-              </w:rPr>
-              <w:t>Nagagawa</w:t>
-            </w:r>
-            <w:proofErr w:type="spellEnd"/>
-            <w:r>
-              <w:rPr>
-                <w:rFonts w:ascii="Aptos Slab Light" w:hAnsi="Aptos Slab Light" w:cs="Times New Roman"/>
-                <w:i/>
-                <w:sz w:val="16"/>
-                <w:szCs w:val="20"/>
-              </w:rPr>
-              <w:t>)</w:t>
+              <w:t>(Mga Nagagawa)</w:t>
             </w:r>
           </w:p>
         </w:tc>
@@ -2004,19 +1884,8 @@
                 <w:sz w:val="16"/>
                 <w:szCs w:val="20"/>
               </w:rPr>
-              <w:t xml:space="preserve">Dapat </w:t>
-            </w:r>
-            <w:proofErr w:type="spellStart"/>
-            <w:r>
-              <w:rPr>
-                <w:rFonts w:ascii="Aptos Slab Light" w:hAnsi="Aptos Slab Light" w:cs="Times New Roman"/>
-                <w:i/>
-                <w:sz w:val="16"/>
-                <w:szCs w:val="20"/>
-              </w:rPr>
-              <w:t>Linangin</w:t>
-            </w:r>
-            <w:proofErr w:type="spellEnd"/>
+              <w:t>Dapat Linangin</w:t>
+            </w:r>
             <w:r>
               <w:rPr>
                 <w:rFonts w:ascii="Aptos Slab Light" w:hAnsi="Aptos Slab Light" w:cs="Times New Roman"/>
@@ -2322,31 +2191,7 @@
                 <w:sz w:val="16"/>
                 <w:szCs w:val="20"/>
               </w:rPr>
-              <w:t xml:space="preserve">No. </w:t>
-            </w:r>
-            <w:proofErr w:type="spellStart"/>
-            <w:r>
-              <w:rPr>
-                <w:rFonts w:ascii="Aptos Slab" w:hAnsi="Aptos Slab" w:cs="Times New Roman"/>
-                <w:b/>
-                <w:bCs/>
-                <w:iCs/>
-                <w:sz w:val="16"/>
-                <w:szCs w:val="20"/>
-              </w:rPr>
-              <w:t>ofDays</w:t>
-            </w:r>
-            <w:proofErr w:type="spellEnd"/>
-            <w:r>
-              <w:rPr>
-                <w:rFonts w:ascii="Aptos Slab" w:hAnsi="Aptos Slab" w:cs="Times New Roman"/>
-                <w:b/>
-                <w:bCs/>
-                <w:iCs/>
-                <w:sz w:val="16"/>
-                <w:szCs w:val="20"/>
-              </w:rPr>
-              <w:t xml:space="preserve"> Present</w:t>
+              <w:t>No. ofDays Present</w:t>
             </w:r>
           </w:p>
         </w:tc>
@@ -3845,7 +3690,6 @@
         </w:rPr>
         <w:t xml:space="preserve"> of skills in Reading and Literacy, Language, Mathematics, Good Manners and Right Conduct and </w:t>
       </w:r>
-      <w:proofErr w:type="spellStart"/>
       <w:r>
         <w:rPr>
           <w:rFonts w:ascii="Aptos Slab" w:hAnsi="Aptos Slab" w:cs="Times New Roman"/>
@@ -3855,7 +3699,6 @@
         </w:rPr>
         <w:t>Makabansa</w:t>
       </w:r>
-      <w:proofErr w:type="spellEnd"/>
       <w:r>
         <w:rPr>
           <w:rFonts w:ascii="Aptos Slab" w:hAnsi="Aptos Slab" w:cs="Times New Roman"/>
@@ -4105,9 +3948,119 @@
                 <w:sz w:val="14"/>
                 <w:szCs w:val="18"/>
               </w:rPr>
-              <w:t>(</w:t>
-            </w:r>
-            <w:proofErr w:type="spellStart"/>
+              <w:t>(Namumukod-tangi)</w:t>
+            </w:r>
+          </w:p>
+        </w:tc>
+        <w:tc>
+          <w:tcPr>
+            <w:tcW w:w="3019" w:type="dxa"/>
+            <w:vAlign w:val="center"/>
+          </w:tcPr>
+          <w:p>
+            <w:pPr>
+              <w:tabs>
+                <w:tab w:val="left" w:pos="360"/>
+              </w:tabs>
+              <w:jc w:val="center"/>
+              <w:rPr>
+                <w:rFonts w:ascii="Aptos Slab" w:hAnsi="Aptos Slab" w:cs="Times New Roman"/>
+                <w:iCs/>
+                <w:sz w:val="14"/>
+                <w:szCs w:val="18"/>
+              </w:rPr>
+            </w:pPr>
+            <w:r>
+              <w:rPr>
+                <w:rFonts w:ascii="Aptos Slab" w:hAnsi="Aptos Slab" w:cs="Times New Roman"/>
+                <w:iCs/>
+                <w:sz w:val="14"/>
+                <w:szCs w:val="18"/>
+              </w:rPr>
+              <w:t>Consistently demonstrates skills and understanding beyond expectations; applies learning independently and confidently</w:t>
+            </w:r>
+          </w:p>
+        </w:tc>
+      </w:tr>
+      <w:tr>
+        <w:tc>
+          <w:tcPr>
+            <w:tcW w:w="652" w:type="dxa"/>
+            <w:vAlign w:val="center"/>
+          </w:tcPr>
+          <w:p>
+            <w:pPr>
+              <w:tabs>
+                <w:tab w:val="left" w:pos="360"/>
+              </w:tabs>
+              <w:jc w:val="center"/>
+              <w:rPr>
+                <w:rFonts w:ascii="Aptos Slab" w:hAnsi="Aptos Slab" w:cs="Times New Roman"/>
+                <w:b/>
+                <w:bCs/>
+                <w:iCs/>
+                <w:sz w:val="16"/>
+                <w:szCs w:val="20"/>
+              </w:rPr>
+            </w:pPr>
+            <w:r>
+              <w:rPr>
+                <w:rFonts w:ascii="Aptos Slab" w:hAnsi="Aptos Slab" w:cs="Times New Roman"/>
+                <w:b/>
+                <w:bCs/>
+                <w:iCs/>
+                <w:sz w:val="16"/>
+                <w:szCs w:val="20"/>
+              </w:rPr>
+              <w:t>B</w:t>
+            </w:r>
+          </w:p>
+        </w:tc>
+        <w:tc>
+          <w:tcPr>
+            <w:tcW w:w="1503" w:type="dxa"/>
+            <w:vAlign w:val="center"/>
+          </w:tcPr>
+          <w:p>
+            <w:pPr>
+              <w:tabs>
+                <w:tab w:val="left" w:pos="360"/>
+              </w:tabs>
+              <w:jc w:val="center"/>
+              <w:rPr>
+                <w:rFonts w:ascii="Aptos Slab" w:hAnsi="Aptos Slab" w:cs="Times New Roman"/>
+                <w:b/>
+                <w:bCs/>
+                <w:iCs/>
+                <w:sz w:val="16"/>
+                <w:szCs w:val="20"/>
+              </w:rPr>
+            </w:pPr>
+            <w:r>
+              <w:rPr>
+                <w:rFonts w:ascii="Aptos Slab" w:hAnsi="Aptos Slab" w:cs="Times New Roman"/>
+                <w:b/>
+                <w:bCs/>
+                <w:iCs/>
+                <w:sz w:val="16"/>
+                <w:szCs w:val="20"/>
+              </w:rPr>
+              <w:t>Benchmarking</w:t>
+            </w:r>
+          </w:p>
+          <w:p>
+            <w:pPr>
+              <w:tabs>
+                <w:tab w:val="left" w:pos="360"/>
+              </w:tabs>
+              <w:jc w:val="center"/>
+              <w:rPr>
+                <w:rFonts w:ascii="Aptos Slab" w:hAnsi="Aptos Slab" w:cs="Times New Roman"/>
+                <w:i/>
+                <w:sz w:val="16"/>
+                <w:szCs w:val="20"/>
+              </w:rPr>
+            </w:pPr>
             <w:r>
               <w:rPr>
                 <w:rFonts w:ascii="Aptos Slab" w:hAnsi="Aptos Slab" w:cs="Times New Roman"/>
@@ -4115,9 +4068,119 @@
                 <w:sz w:val="14"/>
                 <w:szCs w:val="18"/>
               </w:rPr>
-              <w:t>Namumukod</w:t>
-            </w:r>
-            <w:proofErr w:type="spellEnd"/>
+              <w:t>(Naipamamalas)</w:t>
+            </w:r>
+          </w:p>
+        </w:tc>
+        <w:tc>
+          <w:tcPr>
+            <w:tcW w:w="3019" w:type="dxa"/>
+            <w:vAlign w:val="center"/>
+          </w:tcPr>
+          <w:p>
+            <w:pPr>
+              <w:tabs>
+                <w:tab w:val="left" w:pos="360"/>
+              </w:tabs>
+              <w:jc w:val="center"/>
+              <w:rPr>
+                <w:rFonts w:ascii="Aptos Slab" w:hAnsi="Aptos Slab" w:cs="Times New Roman"/>
+                <w:iCs/>
+                <w:sz w:val="14"/>
+                <w:szCs w:val="18"/>
+              </w:rPr>
+            </w:pPr>
+            <w:r>
+              <w:rPr>
+                <w:rFonts w:ascii="Aptos Slab" w:hAnsi="Aptos Slab" w:cs="Times New Roman"/>
+                <w:iCs/>
+                <w:sz w:val="14"/>
+                <w:szCs w:val="18"/>
+              </w:rPr>
+              <w:t>Meets expected learning standards, demonstrates skills and understanding with consistency.</w:t>
+            </w:r>
+          </w:p>
+        </w:tc>
+      </w:tr>
+      <w:tr>
+        <w:tc>
+          <w:tcPr>
+            <w:tcW w:w="652" w:type="dxa"/>
+            <w:vAlign w:val="center"/>
+          </w:tcPr>
+          <w:p>
+            <w:pPr>
+              <w:tabs>
+                <w:tab w:val="left" w:pos="360"/>
+              </w:tabs>
+              <w:jc w:val="center"/>
+              <w:rPr>
+                <w:rFonts w:ascii="Aptos Slab" w:hAnsi="Aptos Slab" w:cs="Times New Roman"/>
+                <w:b/>
+                <w:bCs/>
+                <w:iCs/>
+                <w:sz w:val="16"/>
+                <w:szCs w:val="20"/>
+              </w:rPr>
+            </w:pPr>
+            <w:r>
+              <w:rPr>
+                <w:rFonts w:ascii="Aptos Slab" w:hAnsi="Aptos Slab" w:cs="Times New Roman"/>
+                <w:b/>
+                <w:bCs/>
+                <w:iCs/>
+                <w:sz w:val="16"/>
+                <w:szCs w:val="20"/>
+              </w:rPr>
+              <w:t>C</w:t>
+            </w:r>
+          </w:p>
+        </w:tc>
+        <w:tc>
+          <w:tcPr>
+            <w:tcW w:w="1503" w:type="dxa"/>
+            <w:vAlign w:val="center"/>
+          </w:tcPr>
+          <w:p>
+            <w:pPr>
+              <w:tabs>
+                <w:tab w:val="left" w:pos="360"/>
+              </w:tabs>
+              <w:jc w:val="center"/>
+              <w:rPr>
+                <w:rFonts w:ascii="Aptos Slab" w:hAnsi="Aptos Slab" w:cs="Times New Roman"/>
+                <w:b/>
+                <w:bCs/>
+                <w:iCs/>
+                <w:sz w:val="16"/>
+                <w:szCs w:val="20"/>
+              </w:rPr>
+            </w:pPr>
+            <w:r>
+              <w:rPr>
+                <w:rFonts w:ascii="Aptos Slab" w:hAnsi="Aptos Slab" w:cs="Times New Roman"/>
+                <w:b/>
+                <w:bCs/>
+                <w:iCs/>
+                <w:sz w:val="16"/>
+                <w:szCs w:val="20"/>
+              </w:rPr>
+              <w:t>Connecting</w:t>
+            </w:r>
+          </w:p>
+          <w:p>
+            <w:pPr>
+              <w:tabs>
+                <w:tab w:val="left" w:pos="360"/>
+              </w:tabs>
+              <w:jc w:val="center"/>
+              <w:rPr>
+                <w:rFonts w:ascii="Aptos Slab" w:hAnsi="Aptos Slab" w:cs="Times New Roman"/>
+                <w:i/>
+                <w:sz w:val="16"/>
+                <w:szCs w:val="20"/>
+              </w:rPr>
+            </w:pPr>
             <w:r>
               <w:rPr>
                 <w:rFonts w:ascii="Aptos Slab" w:hAnsi="Aptos Slab" w:cs="Times New Roman"/>
@@ -4125,7 +4188,7 @@
                 <w:sz w:val="14"/>
                 <w:szCs w:val="18"/>
               </w:rPr>
-              <w:t>-tangi)</w:t>
+              <w:t>(Natutungo)</w:t>
             </w:r>
           </w:p>
         </w:tc>
@@ -4154,7 +4217,47 @@
                 <w:sz w:val="14"/>
                 <w:szCs w:val="18"/>
               </w:rPr>
-              <w:t>Consistently demonstrates skills and understanding beyond expectations; applies learning independently and confidently</w:t>
+              <w:t xml:space="preserve">Shows developing understanding and </w:t>
+            </w:r>
+            <w:proofErr w:type="gramStart"/>
+            <w:r>
+              <w:rPr>
+                <w:rFonts w:ascii="Aptos Slab" w:hAnsi="Aptos Slab" w:cs="Times New Roman"/>
+                <w:iCs/>
+                <w:sz w:val="14"/>
+                <w:szCs w:val="18"/>
+              </w:rPr>
+              <w:t>skills,</w:t>
+            </w:r>
+            <w:proofErr w:type="gramEnd"/>
+            <w:r>
+              <w:rPr>
+                <w:rFonts w:ascii="Aptos Slab" w:hAnsi="Aptos Slab" w:cs="Times New Roman"/>
+                <w:iCs/>
+                <w:sz w:val="14"/>
+                <w:szCs w:val="18"/>
+              </w:rPr>
+              <w:t xml:space="preserve"> </w:t>
+            </w:r>
+            <w:proofErr w:type="gramStart"/>
+            <w:r>
+              <w:rPr>
+                <w:rFonts w:ascii="Aptos Slab" w:hAnsi="Aptos Slab" w:cs="Times New Roman"/>
+                <w:iCs/>
+                <w:sz w:val="14"/>
+                <w:szCs w:val="18"/>
+              </w:rPr>
+              <w:t>requires</w:t>
+            </w:r>
+            <w:proofErr w:type="gramEnd"/>
+            <w:r>
+              <w:rPr>
+                <w:rFonts w:ascii="Aptos Slab" w:hAnsi="Aptos Slab" w:cs="Times New Roman"/>
+                <w:iCs/>
+                <w:sz w:val="14"/>
+                <w:szCs w:val="18"/>
+              </w:rPr>
+              <w:t xml:space="preserve"> minimal guidance and support.</w:t>
             </w:r>
           </w:p>
         </w:tc>
@@ -4189,7 +4292,7 @@
                 <w:sz w:val="16"/>
                 <w:szCs w:val="20"/>
               </w:rPr>
-              <w:t>B</w:t>
+              <w:t>D</w:t>
             </w:r>
           </w:p>
         </w:tc>
@@ -4213,16 +4316,138 @@
                 <w:szCs w:val="20"/>
               </w:rPr>
             </w:pPr>
-            <w:r>
-              <w:rPr>
-                <w:rFonts w:ascii="Aptos Slab" w:hAnsi="Aptos Slab" w:cs="Times New Roman"/>
-                <w:b/>
-                <w:bCs/>
-                <w:iCs/>
-                <w:sz w:val="16"/>
-                <w:szCs w:val="20"/>
-              </w:rPr>
-              <w:t>Benchmarking</w:t>
+            <w:proofErr w:type="gramStart"/>
+            <w:r>
+              <w:rPr>
+                <w:rFonts w:ascii="Aptos Slab" w:hAnsi="Aptos Slab" w:cs="Times New Roman"/>
+                <w:b/>
+                <w:bCs/>
+                <w:iCs/>
+                <w:sz w:val="16"/>
+                <w:szCs w:val="20"/>
+              </w:rPr>
+              <w:t>Developing</w:t>
+            </w:r>
+            <w:proofErr w:type="gramEnd"/>
+          </w:p>
+          <w:p>
+            <w:pPr>
+              <w:tabs>
+                <w:tab w:val="left" w:pos="360"/>
+              </w:tabs>
+              <w:jc w:val="center"/>
+              <w:rPr>
+                <w:rFonts w:ascii="Aptos Slab" w:hAnsi="Aptos Slab" w:cs="Times New Roman"/>
+                <w:iCs/>
+                <w:sz w:val="16"/>
+                <w:szCs w:val="20"/>
+              </w:rPr>
+            </w:pPr>
+            <w:r>
+              <w:rPr>
+                <w:rFonts w:ascii="Aptos Slab" w:hAnsi="Aptos Slab" w:cs="Times New Roman"/>
+                <w:iCs/>
+                <w:sz w:val="14"/>
+                <w:szCs w:val="18"/>
+              </w:rPr>
+              <w:t>(Napapaunlad)</w:t>
+            </w:r>
+          </w:p>
+        </w:tc>
+        <w:tc>
+          <w:tcPr>
+            <w:tcW w:w="3019" w:type="dxa"/>
+            <w:vAlign w:val="center"/>
+          </w:tcPr>
+          <w:p>
+            <w:pPr>
+              <w:tabs>
+                <w:tab w:val="left" w:pos="360"/>
+              </w:tabs>
+              <w:jc w:val="center"/>
+              <w:rPr>
+                <w:rFonts w:ascii="Aptos Slab" w:hAnsi="Aptos Slab" w:cs="Times New Roman"/>
+                <w:iCs/>
+                <w:sz w:val="14"/>
+                <w:szCs w:val="18"/>
+              </w:rPr>
+            </w:pPr>
+            <w:r>
+              <w:rPr>
+                <w:rFonts w:ascii="Aptos Slab" w:hAnsi="Aptos Slab" w:cs="Times New Roman"/>
+                <w:iCs/>
+                <w:sz w:val="14"/>
+                <w:szCs w:val="18"/>
+              </w:rPr>
+              <w:t>Demonstrates emerging skills and understanding; requires regular guidance and support.</w:t>
+            </w:r>
+          </w:p>
+        </w:tc>
+      </w:tr>
+      <w:tr>
+        <w:tc>
+          <w:tcPr>
+            <w:tcW w:w="652" w:type="dxa"/>
+            <w:vAlign w:val="center"/>
+          </w:tcPr>
+          <w:p>
+            <w:pPr>
+              <w:tabs>
+                <w:tab w:val="left" w:pos="360"/>
+              </w:tabs>
+              <w:jc w:val="center"/>
+              <w:rPr>
+                <w:rFonts w:ascii="Aptos Slab" w:hAnsi="Aptos Slab" w:cs="Times New Roman"/>
+                <w:b/>
+                <w:bCs/>
+                <w:iCs/>
+                <w:sz w:val="16"/>
+                <w:szCs w:val="20"/>
+              </w:rPr>
+            </w:pPr>
+            <w:r>
+              <w:rPr>
+                <w:rFonts w:ascii="Aptos Slab" w:hAnsi="Aptos Slab" w:cs="Times New Roman"/>
+                <w:b/>
+                <w:bCs/>
+                <w:iCs/>
+                <w:sz w:val="16"/>
+                <w:szCs w:val="20"/>
+              </w:rPr>
+              <w:t>E</w:t>
+            </w:r>
+          </w:p>
+        </w:tc>
+        <w:tc>
+          <w:tcPr>
+            <w:tcW w:w="1503" w:type="dxa"/>
+            <w:vAlign w:val="center"/>
+          </w:tcPr>
+          <w:p>
+            <w:pPr>
+              <w:tabs>
+                <w:tab w:val="left" w:pos="360"/>
+              </w:tabs>
+              <w:jc w:val="center"/>
+              <w:rPr>
+                <w:rFonts w:ascii="Aptos Slab" w:hAnsi="Aptos Slab" w:cs="Times New Roman"/>
+                <w:b/>
+                <w:bCs/>
+                <w:iCs/>
+                <w:sz w:val="16"/>
+                <w:szCs w:val="20"/>
+              </w:rPr>
+            </w:pPr>
+            <w:r>
+              <w:rPr>
+                <w:rFonts w:ascii="Aptos Slab" w:hAnsi="Aptos Slab" w:cs="Times New Roman"/>
+                <w:b/>
+                <w:bCs/>
+                <w:iCs/>
+                <w:sz w:val="16"/>
+                <w:szCs w:val="20"/>
+              </w:rPr>
+              <w:t>Emerging</w:t>
             </w:r>
           </w:p>
           <w:p>
@@ -4245,489 +4470,7 @@
                 <w:sz w:val="14"/>
                 <w:szCs w:val="18"/>
               </w:rPr>
-              <w:t>(</w:t>
-            </w:r>
-            <w:proofErr w:type="spellStart"/>
-            <w:r>
-              <w:rPr>
-                <w:rFonts w:ascii="Aptos Slab" w:hAnsi="Aptos Slab" w:cs="Times New Roman"/>
-                <w:i/>
-                <w:sz w:val="14"/>
-                <w:szCs w:val="18"/>
-              </w:rPr>
-              <w:t>Naipamamalas</w:t>
-            </w:r>
-            <w:proofErr w:type="spellEnd"/>
-            <w:r>
-              <w:rPr>
-                <w:rFonts w:ascii="Aptos Slab" w:hAnsi="Aptos Slab" w:cs="Times New Roman"/>
-                <w:i/>
-                <w:sz w:val="14"/>
-                <w:szCs w:val="18"/>
-              </w:rPr>
-              <w:t>)</w:t>
-            </w:r>
-          </w:p>
-        </w:tc>
-        <w:tc>
-          <w:tcPr>
-            <w:tcW w:w="3019" w:type="dxa"/>
-            <w:vAlign w:val="center"/>
-          </w:tcPr>
-          <w:p>
-            <w:pPr>
-              <w:tabs>
-                <w:tab w:val="left" w:pos="360"/>
-              </w:tabs>
-              <w:jc w:val="center"/>
-              <w:rPr>
-                <w:rFonts w:ascii="Aptos Slab" w:hAnsi="Aptos Slab" w:cs="Times New Roman"/>
-                <w:iCs/>
-                <w:sz w:val="14"/>
-                <w:szCs w:val="18"/>
-              </w:rPr>
-            </w:pPr>
-            <w:r>
-              <w:rPr>
-                <w:rFonts w:ascii="Aptos Slab" w:hAnsi="Aptos Slab" w:cs="Times New Roman"/>
-                <w:iCs/>
-                <w:sz w:val="14"/>
-                <w:szCs w:val="18"/>
-              </w:rPr>
-              <w:t>Meets expected learning standards, demonstrates skills and understanding with consistency.</w:t>
-            </w:r>
-          </w:p>
-        </w:tc>
-      </w:tr>
-      <w:tr>
-        <w:tc>
-          <w:tcPr>
-            <w:tcW w:w="652" w:type="dxa"/>
-            <w:vAlign w:val="center"/>
-          </w:tcPr>
-          <w:p>
-            <w:pPr>
-              <w:tabs>
-                <w:tab w:val="left" w:pos="360"/>
-              </w:tabs>
-              <w:jc w:val="center"/>
-              <w:rPr>
-                <w:rFonts w:ascii="Aptos Slab" w:hAnsi="Aptos Slab" w:cs="Times New Roman"/>
-                <w:b/>
-                <w:bCs/>
-                <w:iCs/>
-                <w:sz w:val="16"/>
-                <w:szCs w:val="20"/>
-              </w:rPr>
-            </w:pPr>
-            <w:r>
-              <w:rPr>
-                <w:rFonts w:ascii="Aptos Slab" w:hAnsi="Aptos Slab" w:cs="Times New Roman"/>
-                <w:b/>
-                <w:bCs/>
-                <w:iCs/>
-                <w:sz w:val="16"/>
-                <w:szCs w:val="20"/>
-              </w:rPr>
-              <w:t>C</w:t>
-            </w:r>
-          </w:p>
-        </w:tc>
-        <w:tc>
-          <w:tcPr>
-            <w:tcW w:w="1503" w:type="dxa"/>
-            <w:vAlign w:val="center"/>
-          </w:tcPr>
-          <w:p>
-            <w:pPr>
-              <w:tabs>
-                <w:tab w:val="left" w:pos="360"/>
-              </w:tabs>
-              <w:jc w:val="center"/>
-              <w:rPr>
-                <w:rFonts w:ascii="Aptos Slab" w:hAnsi="Aptos Slab" w:cs="Times New Roman"/>
-                <w:b/>
-                <w:bCs/>
-                <w:iCs/>
-                <w:sz w:val="16"/>
-                <w:szCs w:val="20"/>
-              </w:rPr>
-            </w:pPr>
-            <w:r>
-              <w:rPr>
-                <w:rFonts w:ascii="Aptos Slab" w:hAnsi="Aptos Slab" w:cs="Times New Roman"/>
-                <w:b/>
-                <w:bCs/>
-                <w:iCs/>
-                <w:sz w:val="16"/>
-                <w:szCs w:val="20"/>
-              </w:rPr>
-              <w:t>Connecting</w:t>
-            </w:r>
-          </w:p>
-          <w:p>
-            <w:pPr>
-              <w:tabs>
-                <w:tab w:val="left" w:pos="360"/>
-              </w:tabs>
-              <w:jc w:val="center"/>
-              <w:rPr>
-                <w:rFonts w:ascii="Aptos Slab" w:hAnsi="Aptos Slab" w:cs="Times New Roman"/>
-                <w:i/>
-                <w:sz w:val="16"/>
-                <w:szCs w:val="20"/>
-              </w:rPr>
-            </w:pPr>
-            <w:r>
-              <w:rPr>
-                <w:rFonts w:ascii="Aptos Slab" w:hAnsi="Aptos Slab" w:cs="Times New Roman"/>
-                <w:i/>
-                <w:sz w:val="14"/>
-                <w:szCs w:val="18"/>
-              </w:rPr>
-              <w:t>(</w:t>
-            </w:r>
-            <w:proofErr w:type="spellStart"/>
-            <w:r>
-              <w:rPr>
-                <w:rFonts w:ascii="Aptos Slab" w:hAnsi="Aptos Slab" w:cs="Times New Roman"/>
-                <w:i/>
-                <w:sz w:val="14"/>
-                <w:szCs w:val="18"/>
-              </w:rPr>
-              <w:t>Natutungo</w:t>
-            </w:r>
-            <w:proofErr w:type="spellEnd"/>
-            <w:r>
-              <w:rPr>
-                <w:rFonts w:ascii="Aptos Slab" w:hAnsi="Aptos Slab" w:cs="Times New Roman"/>
-                <w:i/>
-                <w:sz w:val="14"/>
-                <w:szCs w:val="18"/>
-              </w:rPr>
-              <w:t>)</w:t>
-            </w:r>
-          </w:p>
-        </w:tc>
-        <w:tc>
-          <w:tcPr>
-            <w:tcW w:w="3019" w:type="dxa"/>
-            <w:vAlign w:val="center"/>
-          </w:tcPr>
-          <w:p>
-            <w:pPr>
-              <w:tabs>
-                <w:tab w:val="left" w:pos="360"/>
-              </w:tabs>
-              <w:jc w:val="center"/>
-              <w:rPr>
-                <w:rFonts w:ascii="Aptos Slab" w:hAnsi="Aptos Slab" w:cs="Times New Roman"/>
-                <w:iCs/>
-                <w:sz w:val="14"/>
-                <w:szCs w:val="18"/>
-              </w:rPr>
-            </w:pPr>
-            <w:r>
-              <w:rPr>
-                <w:rFonts w:ascii="Aptos Slab" w:hAnsi="Aptos Slab" w:cs="Times New Roman"/>
-                <w:iCs/>
-                <w:sz w:val="14"/>
-                <w:szCs w:val="18"/>
-              </w:rPr>
-              <w:t xml:space="preserve">Shows developing understanding and </w:t>
-            </w:r>
-            <w:proofErr w:type="gramStart"/>
-            <w:r>
-              <w:rPr>
-                <w:rFonts w:ascii="Aptos Slab" w:hAnsi="Aptos Slab" w:cs="Times New Roman"/>
-                <w:iCs/>
-                <w:sz w:val="14"/>
-                <w:szCs w:val="18"/>
-              </w:rPr>
-              <w:t>skills,</w:t>
-            </w:r>
-            <w:proofErr w:type="gramEnd"/>
-            <w:r>
-              <w:rPr>
-                <w:rFonts w:ascii="Aptos Slab" w:hAnsi="Aptos Slab" w:cs="Times New Roman"/>
-                <w:iCs/>
-                <w:sz w:val="14"/>
-                <w:szCs w:val="18"/>
-              </w:rPr>
-              <w:t xml:space="preserve"> </w:t>
-            </w:r>
-            <w:proofErr w:type="gramStart"/>
-            <w:r>
-              <w:rPr>
-                <w:rFonts w:ascii="Aptos Slab" w:hAnsi="Aptos Slab" w:cs="Times New Roman"/>
-                <w:iCs/>
-                <w:sz w:val="14"/>
-                <w:szCs w:val="18"/>
-              </w:rPr>
-              <w:t>requires</w:t>
-            </w:r>
-            <w:proofErr w:type="gramEnd"/>
-            <w:r>
-              <w:rPr>
-                <w:rFonts w:ascii="Aptos Slab" w:hAnsi="Aptos Slab" w:cs="Times New Roman"/>
-                <w:iCs/>
-                <w:sz w:val="14"/>
-                <w:szCs w:val="18"/>
-              </w:rPr>
-              <w:t xml:space="preserve"> minimal guidance and support.</w:t>
-            </w:r>
-          </w:p>
-        </w:tc>
-      </w:tr>
-      <w:tr>
-        <w:tc>
-          <w:tcPr>
-            <w:tcW w:w="652" w:type="dxa"/>
-            <w:vAlign w:val="center"/>
-          </w:tcPr>
-          <w:p>
-            <w:pPr>
-              <w:tabs>
-                <w:tab w:val="left" w:pos="360"/>
-              </w:tabs>
-              <w:jc w:val="center"/>
-              <w:rPr>
-                <w:rFonts w:ascii="Aptos Slab" w:hAnsi="Aptos Slab" w:cs="Times New Roman"/>
-                <w:b/>
-                <w:bCs/>
-                <w:iCs/>
-                <w:sz w:val="16"/>
-                <w:szCs w:val="20"/>
-              </w:rPr>
-            </w:pPr>
-            <w:r>
-              <w:rPr>
-                <w:rFonts w:ascii="Aptos Slab" w:hAnsi="Aptos Slab" w:cs="Times New Roman"/>
-                <w:b/>
-                <w:bCs/>
-                <w:iCs/>
-                <w:sz w:val="16"/>
-                <w:szCs w:val="20"/>
-              </w:rPr>
-              <w:t>D</w:t>
-            </w:r>
-          </w:p>
-        </w:tc>
-        <w:tc>
-          <w:tcPr>
-            <w:tcW w:w="1503" w:type="dxa"/>
-            <w:vAlign w:val="center"/>
-          </w:tcPr>
-          <w:p>
-            <w:pPr>
-              <w:tabs>
-                <w:tab w:val="left" w:pos="360"/>
-              </w:tabs>
-              <w:jc w:val="center"/>
-              <w:rPr>
-                <w:rFonts w:ascii="Aptos Slab" w:hAnsi="Aptos Slab" w:cs="Times New Roman"/>
-                <w:b/>
-                <w:bCs/>
-                <w:iCs/>
-                <w:sz w:val="16"/>
-                <w:szCs w:val="20"/>
-              </w:rPr>
-            </w:pPr>
-            <w:proofErr w:type="gramStart"/>
-            <w:r>
-              <w:rPr>
-                <w:rFonts w:ascii="Aptos Slab" w:hAnsi="Aptos Slab" w:cs="Times New Roman"/>
-                <w:b/>
-                <w:bCs/>
-                <w:iCs/>
-                <w:sz w:val="16"/>
-                <w:szCs w:val="20"/>
-              </w:rPr>
-              <w:t>Developing</w:t>
-            </w:r>
-            <w:proofErr w:type="gramEnd"/>
-          </w:p>
-          <w:p>
-            <w:pPr>
-              <w:tabs>
-                <w:tab w:val="left" w:pos="360"/>
-              </w:tabs>
-              <w:jc w:val="center"/>
-              <w:rPr>
-                <w:rFonts w:ascii="Aptos Slab" w:hAnsi="Aptos Slab" w:cs="Times New Roman"/>
-                <w:iCs/>
-                <w:sz w:val="16"/>
-                <w:szCs w:val="20"/>
-              </w:rPr>
-            </w:pPr>
-            <w:r>
-              <w:rPr>
-                <w:rFonts w:ascii="Aptos Slab" w:hAnsi="Aptos Slab" w:cs="Times New Roman"/>
-                <w:iCs/>
-                <w:sz w:val="14"/>
-                <w:szCs w:val="18"/>
-              </w:rPr>
-              <w:t>(</w:t>
-            </w:r>
-            <w:proofErr w:type="spellStart"/>
-            <w:r>
-              <w:rPr>
-                <w:rFonts w:ascii="Aptos Slab" w:hAnsi="Aptos Slab" w:cs="Times New Roman"/>
-                <w:iCs/>
-                <w:sz w:val="14"/>
-                <w:szCs w:val="18"/>
-              </w:rPr>
-              <w:t>Napapaunlad</w:t>
-            </w:r>
-            <w:proofErr w:type="spellEnd"/>
-            <w:r>
-              <w:rPr>
-                <w:rFonts w:ascii="Aptos Slab" w:hAnsi="Aptos Slab" w:cs="Times New Roman"/>
-                <w:iCs/>
-                <w:sz w:val="14"/>
-                <w:szCs w:val="18"/>
-              </w:rPr>
-              <w:t>)</w:t>
-            </w:r>
-          </w:p>
-        </w:tc>
-        <w:tc>
-          <w:tcPr>
-            <w:tcW w:w="3019" w:type="dxa"/>
-            <w:vAlign w:val="center"/>
-          </w:tcPr>
-          <w:p>
-            <w:pPr>
-              <w:tabs>
-                <w:tab w:val="left" w:pos="360"/>
-              </w:tabs>
-              <w:jc w:val="center"/>
-              <w:rPr>
-                <w:rFonts w:ascii="Aptos Slab" w:hAnsi="Aptos Slab" w:cs="Times New Roman"/>
-                <w:iCs/>
-                <w:sz w:val="14"/>
-                <w:szCs w:val="18"/>
-              </w:rPr>
-            </w:pPr>
-            <w:r>
-              <w:rPr>
-                <w:rFonts w:ascii="Aptos Slab" w:hAnsi="Aptos Slab" w:cs="Times New Roman"/>
-                <w:iCs/>
-                <w:sz w:val="14"/>
-                <w:szCs w:val="18"/>
-              </w:rPr>
-              <w:t>Demonstrates emerging skills and understanding; requires regular guidance and support.</w:t>
-            </w:r>
-          </w:p>
-        </w:tc>
-      </w:tr>
-      <w:tr>
-        <w:tc>
-          <w:tcPr>
-            <w:tcW w:w="652" w:type="dxa"/>
-            <w:vAlign w:val="center"/>
-          </w:tcPr>
-          <w:p>
-            <w:pPr>
-              <w:tabs>
-                <w:tab w:val="left" w:pos="360"/>
-              </w:tabs>
-              <w:jc w:val="center"/>
-              <w:rPr>
-                <w:rFonts w:ascii="Aptos Slab" w:hAnsi="Aptos Slab" w:cs="Times New Roman"/>
-                <w:b/>
-                <w:bCs/>
-                <w:iCs/>
-                <w:sz w:val="16"/>
-                <w:szCs w:val="20"/>
-              </w:rPr>
-            </w:pPr>
-            <w:r>
-              <w:rPr>
-                <w:rFonts w:ascii="Aptos Slab" w:hAnsi="Aptos Slab" w:cs="Times New Roman"/>
-                <w:b/>
-                <w:bCs/>
-                <w:iCs/>
-                <w:sz w:val="16"/>
-                <w:szCs w:val="20"/>
-              </w:rPr>
-              <w:t>E</w:t>
-            </w:r>
-          </w:p>
-        </w:tc>
-        <w:tc>
-          <w:tcPr>
-            <w:tcW w:w="1503" w:type="dxa"/>
-            <w:vAlign w:val="center"/>
-          </w:tcPr>
-          <w:p>
-            <w:pPr>
-              <w:tabs>
-                <w:tab w:val="left" w:pos="360"/>
-              </w:tabs>
-              <w:jc w:val="center"/>
-              <w:rPr>
-                <w:rFonts w:ascii="Aptos Slab" w:hAnsi="Aptos Slab" w:cs="Times New Roman"/>
-                <w:b/>
-                <w:bCs/>
-                <w:iCs/>
-                <w:sz w:val="16"/>
-                <w:szCs w:val="20"/>
-              </w:rPr>
-            </w:pPr>
-            <w:r>
-              <w:rPr>
-                <w:rFonts w:ascii="Aptos Slab" w:hAnsi="Aptos Slab" w:cs="Times New Roman"/>
-                <w:b/>
-                <w:bCs/>
-                <w:iCs/>
-                <w:sz w:val="16"/>
-                <w:szCs w:val="20"/>
-              </w:rPr>
-              <w:t>Emerging</w:t>
-            </w:r>
-          </w:p>
-          <w:p>
-            <w:pPr>
-              <w:tabs>
-                <w:tab w:val="left" w:pos="360"/>
-              </w:tabs>
-              <w:jc w:val="center"/>
-              <w:rPr>
-                <w:rFonts w:ascii="Aptos Slab" w:hAnsi="Aptos Slab" w:cs="Times New Roman"/>
-                <w:i/>
-                <w:sz w:val="16"/>
-                <w:szCs w:val="20"/>
-              </w:rPr>
-            </w:pPr>
-            <w:r>
-              <w:rPr>
-                <w:rFonts w:ascii="Aptos Slab" w:hAnsi="Aptos Slab" w:cs="Times New Roman"/>
-                <w:i/>
-                <w:sz w:val="14"/>
-                <w:szCs w:val="18"/>
-              </w:rPr>
-              <w:t>(</w:t>
-            </w:r>
-            <w:proofErr w:type="spellStart"/>
-            <w:r>
-              <w:rPr>
-                <w:rFonts w:ascii="Aptos Slab" w:hAnsi="Aptos Slab" w:cs="Times New Roman"/>
-                <w:i/>
-                <w:sz w:val="14"/>
-                <w:szCs w:val="18"/>
-              </w:rPr>
-              <w:t>Nagsisimula</w:t>
-            </w:r>
-            <w:proofErr w:type="spellEnd"/>
-            <w:r>
-              <w:rPr>
-                <w:rFonts w:ascii="Aptos Slab" w:hAnsi="Aptos Slab" w:cs="Times New Roman"/>
-                <w:i/>
-                <w:sz w:val="14"/>
-                <w:szCs w:val="18"/>
-              </w:rPr>
-              <w:t>)</w:t>
+              <w:t>(Nagsisimula)</w:t>
             </w:r>
           </w:p>
         </w:tc>
@@ -4950,8 +4693,8 @@
         <w:rPr>
           <w:rFonts w:ascii="Times New Roman" w:hAnsi="Times New Roman" w:cs="Times New Roman"/>
           <w:b/>
-          <w:sz w:val="6"/>
-          <w:szCs w:val="8"/>
+          <w:sz w:val="4"/>
+          <w:szCs w:val="6"/>
         </w:rPr>
       </w:pPr>
       <w:bookmarkStart w:id="0" w:name="_Hlk96761008"/>
@@ -5021,16 +4764,14 @@
               <w:rPr>
                 <w:rFonts w:ascii="Bernard MT Condensed" w:hAnsi="Bernard MT Condensed" w:cs="Times New Roman"/>
                 <w:bCs/>
-                <w:sz w:val="18"/>
-                <w:szCs w:val="20"/>
+                <w:sz w:val="20"/>
               </w:rPr>
             </w:pPr>
             <w:r>
               <w:rPr>
                 <w:rFonts w:ascii="Bernard MT Condensed" w:hAnsi="Bernard MT Condensed" w:cs="Times New Roman"/>
                 <w:bCs/>
-                <w:sz w:val="18"/>
-                <w:szCs w:val="20"/>
+                <w:sz w:val="20"/>
               </w:rPr>
               <w:t>{adviser}</w:t>
             </w:r>
@@ -5051,56 +4792,32 @@
               <w:rPr>
                 <w:rFonts w:ascii="Bernard MT Condensed" w:hAnsi="Bernard MT Condensed" w:cs="Times New Roman"/>
                 <w:bCs/>
-                <w:sz w:val="18"/>
-                <w:szCs w:val="20"/>
+                <w:sz w:val="20"/>
               </w:rPr>
             </w:pPr>
             <w:r>
               <w:rPr>
                 <w:rFonts w:ascii="Bernard MT Condensed" w:hAnsi="Bernard MT Condensed" w:cs="Times New Roman"/>
                 <w:bCs/>
-                <w:sz w:val="18"/>
-                <w:szCs w:val="20"/>
-              </w:rPr>
-              <w:t>{</w:t>
-            </w:r>
-            <w:proofErr w:type="spellStart"/>
+                <w:sz w:val="20"/>
+              </w:rPr>
+              <w:t>{school</w:t>
+            </w:r>
             <w:r>
               <w:rPr>
                 <w:rFonts w:ascii="Bernard MT Condensed" w:hAnsi="Bernard MT Condensed" w:cs="Times New Roman"/>
                 <w:bCs/>
-                <w:sz w:val="18"/>
-                <w:szCs w:val="20"/>
-              </w:rPr>
-              <w:t>school</w:t>
+                <w:sz w:val="20"/>
+              </w:rPr>
+              <w:t>H</w:t>
             </w:r>
             <w:r>
               <w:rPr>
                 <w:rFonts w:ascii="Bernard MT Condensed" w:hAnsi="Bernard MT Condensed" w:cs="Times New Roman"/>
                 <w:bCs/>
-                <w:sz w:val="18"/>
-                <w:szCs w:val="20"/>
-              </w:rPr>
-              <w:t>H</w:t>
-            </w:r>
-            <w:r>
-              <w:rPr>
-                <w:rFonts w:ascii="Bernard MT Condensed" w:hAnsi="Bernard MT Condensed" w:cs="Times New Roman"/>
-                <w:bCs/>
-                <w:sz w:val="18"/>
-                <w:szCs w:val="20"/>
-              </w:rPr>
-              <w:t>ead</w:t>
-            </w:r>
-            <w:proofErr w:type="spellEnd"/>
-            <w:r>
-              <w:rPr>
-                <w:rFonts w:ascii="Bernard MT Condensed" w:hAnsi="Bernard MT Condensed" w:cs="Times New Roman"/>
-                <w:bCs/>
-                <w:sz w:val="18"/>
-                <w:szCs w:val="20"/>
-              </w:rPr>
-              <w:t>}</w:t>
+                <w:sz w:val="20"/>
+              </w:rPr>
+              <w:t>ead}</w:t>
             </w:r>
           </w:p>
         </w:tc>
@@ -5174,7 +4891,7 @@
                 <w:sz w:val="16"/>
                 <w:szCs w:val="18"/>
               </w:rPr>
-              <w:t>School Head</w:t>
+              <w:t>{schoolHeadDesignation}</w:t>
             </w:r>
           </w:p>
         </w:tc>
@@ -5219,8 +4936,8 @@
         <w:rPr>
           <w:rFonts w:ascii="Times New Roman" w:hAnsi="Times New Roman" w:cs="Times New Roman"/>
           <w:b/>
-          <w:sz w:val="10"/>
-          <w:szCs w:val="12"/>
+          <w:sz w:val="8"/>
+          <w:szCs w:val="10"/>
         </w:rPr>
       </w:pPr>
     </w:p>
@@ -5915,7 +5632,6 @@
   <w:style w:type="character" w:default="1" w:styleId="DefaultParagraphFont">
     <w:name w:val="Default Paragraph Font"/>
     <w:uiPriority w:val="1"/>
-    <w:semiHidden/>
     <w:unhideWhenUsed/>
   </w:style>
   <w:style w:type="table" w:default="1" w:styleId="TableNormal">
@@ -6257,15 +5973,6 @@
 </file>
 
 <file path=customXml/item1.xml><?xml version="1.0" encoding="utf-8"?>
-<?mso-contentType ?>
-<FormTemplates xmlns="http://schemas.microsoft.com/sharepoint/v3/contenttype/forms">
-  <Display>DocumentLibraryForm</Display>
-  <Edit>DocumentLibraryForm</Edit>
-  <New>DocumentLibraryForm</New>
-</FormTemplates>
-</file>
-
-<file path=customXml/item2.xml><?xml version="1.0" encoding="utf-8"?>
 <ct:contentTypeSchema xmlns:ct="http://schemas.microsoft.com/office/2006/metadata/contentType" xmlns:ma="http://schemas.microsoft.com/office/2006/metadata/properties/metaAttributes" ct:_="" ma:_="" ma:contentTypeName="Document" ma:contentTypeID="0x01010019B181300F721B4D9F3B95A3EE15143C" ma:contentTypeVersion="10" ma:contentTypeDescription="Create a new document." ma:contentTypeScope="" ma:versionID="bf2ca1b3bc24449cdd1a669432d4bb9e">
   <xsd:schema xmlns:xsd="http://www.w3.org/2001/XMLSchema" xmlns:xs="http://www.w3.org/2001/XMLSchema" xmlns:p="http://schemas.microsoft.com/office/2006/metadata/properties" xmlns:ns3="541f9672-3e94-4c26-a847-81d4d159bfa1" targetNamespace="http://schemas.microsoft.com/office/2006/metadata/properties" ma:root="true" ma:fieldsID="14a7babb77b443892259070c9ba030eb" ns3:_="">
     <xsd:import namespace="541f9672-3e94-4c26-a847-81d4d159bfa1"/>
@@ -6449,25 +6156,26 @@
 </ct:contentTypeSchema>
 </file>
 
-<file path=customXml/item3.xml><?xml version="1.0" encoding="utf-8"?>
-<b:Sources xmlns:b="http://schemas.openxmlformats.org/officeDocument/2006/bibliography" xmlns="http://schemas.openxmlformats.org/officeDocument/2006/bibliography" SelectedStyle="\APASixthEditionOfficeOnline.xsl" StyleName="APA" Version="6"/>
+<file path=customXml/item2.xml><?xml version="1.0" encoding="utf-8"?>
+<?mso-contentType ?>
+<FormTemplates xmlns="http://schemas.microsoft.com/sharepoint/v3/contenttype/forms">
+  <Display>DocumentLibraryForm</Display>
+  <Edit>DocumentLibraryForm</Edit>
+  <New>DocumentLibraryForm</New>
+</FormTemplates>
 </file>
 
-<file path=customXml/item4.xml><?xml version="1.0" encoding="utf-8"?>
+<file path=customXml/item3.xml><?xml version="1.0" encoding="utf-8"?>
 <p:properties xmlns:p="http://schemas.microsoft.com/office/2006/metadata/properties" xmlns:xsi="http://www.w3.org/2001/XMLSchema-instance" xmlns:pc="http://schemas.microsoft.com/office/infopath/2007/PartnerControls">
   <documentManagement/>
 </p:properties>
 </file>
 
-<file path=customXml/itemProps1.xml><?xml version="1.0" encoding="utf-8"?>
-<ds:datastoreItem xmlns:ds="http://schemas.openxmlformats.org/officeDocument/2006/customXml" ds:itemID="{9E607EEA-1579-4534-A211-223D35B43271}">
-  <ds:schemaRefs>
-    <ds:schemaRef ds:uri="http://schemas.microsoft.com/sharepoint/v3/contenttype/forms"/>
-  </ds:schemaRefs>
-</ds:datastoreItem>
+<file path=customXml/item4.xml><?xml version="1.0" encoding="utf-8"?>
+<b:Sources xmlns:b="http://schemas.openxmlformats.org/officeDocument/2006/bibliography" xmlns="http://schemas.openxmlformats.org/officeDocument/2006/bibliography" SelectedStyle="\APASixthEditionOfficeOnline.xsl" StyleName="APA" Version="6"/>
 </file>
 
-<file path=customXml/itemProps2.xml><?xml version="1.0" encoding="utf-8"?>
+<file path=customXml/itemProps1.xml><?xml version="1.0" encoding="utf-8"?>
 <ds:datastoreItem xmlns:ds="http://schemas.openxmlformats.org/officeDocument/2006/customXml" ds:itemID="{1934D20A-BA2A-4311-8449-030457D80377}">
   <ds:schemaRefs>
     <ds:schemaRef ds:uri="http://schemas.microsoft.com/office/2006/metadata/contentType"/>
@@ -6485,19 +6193,27 @@
 </ds:datastoreItem>
 </file>
 
-<file path=customXml/itemProps3.xml><?xml version="1.0" encoding="utf-8"?>
-<ds:datastoreItem xmlns:ds="http://schemas.openxmlformats.org/officeDocument/2006/customXml" ds:itemID="{79EDFC7F-E73A-4641-AB05-0EAF77FB85CB}">
+<file path=customXml/itemProps2.xml><?xml version="1.0" encoding="utf-8"?>
+<ds:datastoreItem xmlns:ds="http://schemas.openxmlformats.org/officeDocument/2006/customXml" ds:itemID="{9E607EEA-1579-4534-A211-223D35B43271}">
   <ds:schemaRefs>
-    <ds:schemaRef ds:uri="http://schemas.openxmlformats.org/officeDocument/2006/bibliography"/>
+    <ds:schemaRef ds:uri="http://schemas.microsoft.com/sharepoint/v3/contenttype/forms"/>
   </ds:schemaRefs>
 </ds:datastoreItem>
 </file>
 
-<file path=customXml/itemProps4.xml><?xml version="1.0" encoding="utf-8"?>
+<file path=customXml/itemProps3.xml><?xml version="1.0" encoding="utf-8"?>
 <ds:datastoreItem xmlns:ds="http://schemas.openxmlformats.org/officeDocument/2006/customXml" ds:itemID="{672FB7B5-DBC2-43DE-98D9-E1693A2B312F}">
   <ds:schemaRefs>
     <ds:schemaRef ds:uri="http://schemas.microsoft.com/office/2006/metadata/properties"/>
     <ds:schemaRef ds:uri="http://schemas.microsoft.com/office/infopath/2007/PartnerControls"/>
   </ds:schemaRefs>
 </ds:datastoreItem>
+</file>
+
+<file path=customXml/itemProps4.xml><?xml version="1.0" encoding="utf-8"?>
+<ds:datastoreItem xmlns:ds="http://schemas.openxmlformats.org/officeDocument/2006/customXml" ds:itemID="{79EDFC7F-E73A-4641-AB05-0EAF77FB85CB}">
+  <ds:schemaRefs>
+    <ds:schemaRef ds:uri="http://schemas.openxmlformats.org/officeDocument/2006/bibliography"/>
+  </ds:schemaRefs>
+</ds:datastoreItem>
 </file>
--- a/Grade One.docx
+++ b/Grade One.docx
@@ -432,7 +432,25 @@
           <w:sz w:val="14"/>
           <w:szCs w:val="14"/>
         </w:rPr>
-        <w:t>{schoolYear}</w:t>
+        <w:t>{</w:t>
+      </w:r>
+      <w:proofErr w:type="spellStart"/>
+      <w:r>
+        <w:rPr>
+          <w:rFonts w:ascii="Aptos Slab" w:hAnsi="Aptos Slab" w:cs="Times New Roman"/>
+          <w:sz w:val="14"/>
+          <w:szCs w:val="14"/>
+        </w:rPr>
+        <w:t>schoolYear</w:t>
+      </w:r>
+      <w:proofErr w:type="spellEnd"/>
+      <w:r>
+        <w:rPr>
+          <w:rFonts w:ascii="Aptos Slab" w:hAnsi="Aptos Slab" w:cs="Times New Roman"/>
+          <w:sz w:val="14"/>
+          <w:szCs w:val="14"/>
+        </w:rPr>
+        <w:t>}</w:t>
       </w:r>
     </w:p>
     <w:p>
@@ -579,6 +597,7 @@
             <w:tcBorders>
               <w:top w:val="single" w:sz="6" w:space="0" w:color="FFFFFF" w:themeColor="background1"/>
             </w:tcBorders>
+            <w:vAlign w:val="bottom"/>
           </w:tcPr>
           <w:p>
             <w:pPr>
@@ -633,6 +652,7 @@
             <w:tcBorders>
               <w:top w:val="single" w:sz="6" w:space="0" w:color="auto"/>
             </w:tcBorders>
+            <w:vAlign w:val="bottom"/>
           </w:tcPr>
           <w:p>
             <w:pPr>
@@ -687,6 +707,7 @@
         <w:tc>
           <w:tcPr>
             <w:tcW w:w="693" w:type="pct"/>
+            <w:vAlign w:val="bottom"/>
           </w:tcPr>
           <w:p>
             <w:pPr>
@@ -731,13 +752,34 @@
                 <w:sz w:val="18"/>
                 <w:szCs w:val="24"/>
               </w:rPr>
-              <w:t>{gradeLevel}</w:t>
+              <w:t>{</w:t>
+            </w:r>
+            <w:proofErr w:type="spellStart"/>
+            <w:r>
+              <w:rPr>
+                <w:rFonts w:ascii="Aptos Slab" w:hAnsi="Aptos Slab" w:cs="Courier New"/>
+                <w:b/>
+                <w:sz w:val="18"/>
+                <w:szCs w:val="24"/>
+              </w:rPr>
+              <w:t>gradeLevel</w:t>
+            </w:r>
+            <w:proofErr w:type="spellEnd"/>
+            <w:r>
+              <w:rPr>
+                <w:rFonts w:ascii="Aptos Slab" w:hAnsi="Aptos Slab" w:cs="Courier New"/>
+                <w:b/>
+                <w:sz w:val="18"/>
+                <w:szCs w:val="24"/>
+              </w:rPr>
+              <w:t>}</w:t>
             </w:r>
           </w:p>
         </w:tc>
         <w:tc>
           <w:tcPr>
             <w:tcW w:w="753" w:type="pct"/>
+            <w:vAlign w:val="bottom"/>
           </w:tcPr>
           <w:p>
             <w:pPr>
@@ -792,6 +834,7 @@
         <w:tc>
           <w:tcPr>
             <w:tcW w:w="693" w:type="pct"/>
+            <w:vAlign w:val="bottom"/>
           </w:tcPr>
           <w:p>
             <w:pPr>
@@ -1069,7 +1112,27 @@
                 <w:sz w:val="16"/>
                 <w:szCs w:val="20"/>
               </w:rPr>
-              <w:t>(Mga Nagagawa)</w:t>
+              <w:t xml:space="preserve">(Mga </w:t>
+            </w:r>
+            <w:proofErr w:type="spellStart"/>
+            <w:r>
+              <w:rPr>
+                <w:rFonts w:ascii="Aptos Slab Light" w:hAnsi="Aptos Slab Light" w:cs="Times New Roman"/>
+                <w:i/>
+                <w:sz w:val="16"/>
+                <w:szCs w:val="20"/>
+              </w:rPr>
+              <w:t>Nagagawa</w:t>
+            </w:r>
+            <w:proofErr w:type="spellEnd"/>
+            <w:r>
+              <w:rPr>
+                <w:rFonts w:ascii="Aptos Slab Light" w:hAnsi="Aptos Slab Light" w:cs="Times New Roman"/>
+                <w:i/>
+                <w:sz w:val="16"/>
+                <w:szCs w:val="20"/>
+              </w:rPr>
+              <w:t>)</w:t>
             </w:r>
           </w:p>
         </w:tc>
@@ -1193,8 +1256,19 @@
                 <w:sz w:val="16"/>
                 <w:szCs w:val="20"/>
               </w:rPr>
-              <w:t>Dapat Linangin</w:t>
-            </w:r>
+              <w:t xml:space="preserve">Dapat </w:t>
+            </w:r>
+            <w:proofErr w:type="spellStart"/>
+            <w:r>
+              <w:rPr>
+                <w:rFonts w:ascii="Aptos Slab Light" w:hAnsi="Aptos Slab Light" w:cs="Times New Roman"/>
+                <w:i/>
+                <w:sz w:val="16"/>
+                <w:szCs w:val="20"/>
+              </w:rPr>
+              <w:t>Linangin</w:t>
+            </w:r>
+            <w:proofErr w:type="spellEnd"/>
             <w:r>
               <w:rPr>
                 <w:rFonts w:ascii="Aptos Slab Light" w:hAnsi="Aptos Slab Light" w:cs="Times New Roman"/>
@@ -1408,7 +1482,27 @@
                 <w:sz w:val="16"/>
                 <w:szCs w:val="20"/>
               </w:rPr>
-              <w:t>(Mga Nagagawa)</w:t>
+              <w:t xml:space="preserve">(Mga </w:t>
+            </w:r>
+            <w:proofErr w:type="spellStart"/>
+            <w:r>
+              <w:rPr>
+                <w:rFonts w:ascii="Aptos Slab Light" w:hAnsi="Aptos Slab Light" w:cs="Times New Roman"/>
+                <w:i/>
+                <w:sz w:val="16"/>
+                <w:szCs w:val="20"/>
+              </w:rPr>
+              <w:t>Nagagawa</w:t>
+            </w:r>
+            <w:proofErr w:type="spellEnd"/>
+            <w:r>
+              <w:rPr>
+                <w:rFonts w:ascii="Aptos Slab Light" w:hAnsi="Aptos Slab Light" w:cs="Times New Roman"/>
+                <w:i/>
+                <w:sz w:val="16"/>
+                <w:szCs w:val="20"/>
+              </w:rPr>
+              <w:t>)</w:t>
             </w:r>
           </w:p>
         </w:tc>
@@ -1532,8 +1626,19 @@
                 <w:sz w:val="16"/>
                 <w:szCs w:val="20"/>
               </w:rPr>
-              <w:t>Dapat Linangin</w:t>
-            </w:r>
+              <w:t xml:space="preserve">Dapat </w:t>
+            </w:r>
+            <w:proofErr w:type="spellStart"/>
+            <w:r>
+              <w:rPr>
+                <w:rFonts w:ascii="Aptos Slab Light" w:hAnsi="Aptos Slab Light" w:cs="Times New Roman"/>
+                <w:i/>
+                <w:sz w:val="16"/>
+                <w:szCs w:val="20"/>
+              </w:rPr>
+              <w:t>Linangin</w:t>
+            </w:r>
+            <w:proofErr w:type="spellEnd"/>
             <w:r>
               <w:rPr>
                 <w:rFonts w:ascii="Aptos Slab Light" w:hAnsi="Aptos Slab Light" w:cs="Times New Roman"/>
@@ -1760,7 +1865,27 @@
                 <w:sz w:val="16"/>
                 <w:szCs w:val="20"/>
               </w:rPr>
-              <w:t>(Mga Nagagawa)</w:t>
+              <w:t xml:space="preserve">(Mga </w:t>
+            </w:r>
+            <w:proofErr w:type="spellStart"/>
+            <w:r>
+              <w:rPr>
+                <w:rFonts w:ascii="Aptos Slab Light" w:hAnsi="Aptos Slab Light" w:cs="Times New Roman"/>
+                <w:i/>
+                <w:sz w:val="16"/>
+                <w:szCs w:val="20"/>
+              </w:rPr>
+              <w:t>Nagagawa</w:t>
+            </w:r>
+            <w:proofErr w:type="spellEnd"/>
+            <w:r>
+              <w:rPr>
+                <w:rFonts w:ascii="Aptos Slab Light" w:hAnsi="Aptos Slab Light" w:cs="Times New Roman"/>
+                <w:i/>
+                <w:sz w:val="16"/>
+                <w:szCs w:val="20"/>
+              </w:rPr>
+              <w:t>)</w:t>
             </w:r>
           </w:p>
         </w:tc>
@@ -1884,8 +2009,19 @@
                 <w:sz w:val="16"/>
                 <w:szCs w:val="20"/>
               </w:rPr>
-              <w:t>Dapat Linangin</w:t>
-            </w:r>
+              <w:t xml:space="preserve">Dapat </w:t>
+            </w:r>
+            <w:proofErr w:type="spellStart"/>
+            <w:r>
+              <w:rPr>
+                <w:rFonts w:ascii="Aptos Slab Light" w:hAnsi="Aptos Slab Light" w:cs="Times New Roman"/>
+                <w:i/>
+                <w:sz w:val="16"/>
+                <w:szCs w:val="20"/>
+              </w:rPr>
+              <w:t>Linangin</w:t>
+            </w:r>
+            <w:proofErr w:type="spellEnd"/>
             <w:r>
               <w:rPr>
                 <w:rFonts w:ascii="Aptos Slab Light" w:hAnsi="Aptos Slab Light" w:cs="Times New Roman"/>
@@ -2191,7 +2327,31 @@
                 <w:sz w:val="16"/>
                 <w:szCs w:val="20"/>
               </w:rPr>
-              <w:t>No. ofDays Present</w:t>
+              <w:t xml:space="preserve">No. </w:t>
+            </w:r>
+            <w:proofErr w:type="spellStart"/>
+            <w:r>
+              <w:rPr>
+                <w:rFonts w:ascii="Aptos Slab" w:hAnsi="Aptos Slab" w:cs="Times New Roman"/>
+                <w:b/>
+                <w:bCs/>
+                <w:iCs/>
+                <w:sz w:val="16"/>
+                <w:szCs w:val="20"/>
+              </w:rPr>
+              <w:t>ofDays</w:t>
+            </w:r>
+            <w:proofErr w:type="spellEnd"/>
+            <w:r>
+              <w:rPr>
+                <w:rFonts w:ascii="Aptos Slab" w:hAnsi="Aptos Slab" w:cs="Times New Roman"/>
+                <w:b/>
+                <w:bCs/>
+                <w:iCs/>
+                <w:sz w:val="16"/>
+                <w:szCs w:val="20"/>
+              </w:rPr>
+              <w:t xml:space="preserve"> Present</w:t>
             </w:r>
           </w:p>
         </w:tc>
@@ -3690,6 +3850,7 @@
         </w:rPr>
         <w:t xml:space="preserve"> of skills in Reading and Literacy, Language, Mathematics, Good Manners and Right Conduct and </w:t>
       </w:r>
+      <w:proofErr w:type="spellStart"/>
       <w:r>
         <w:rPr>
           <w:rFonts w:ascii="Aptos Slab" w:hAnsi="Aptos Slab" w:cs="Times New Roman"/>
@@ -3699,6 +3860,7 @@
         </w:rPr>
         <w:t>Makabansa</w:t>
       </w:r>
+      <w:proofErr w:type="spellEnd"/>
       <w:r>
         <w:rPr>
           <w:rFonts w:ascii="Aptos Slab" w:hAnsi="Aptos Slab" w:cs="Times New Roman"/>
@@ -3948,119 +4110,9 @@
                 <w:sz w:val="14"/>
                 <w:szCs w:val="18"/>
               </w:rPr>
-              <w:t>(Namumukod-tangi)</w:t>
-            </w:r>
-          </w:p>
-        </w:tc>
-        <w:tc>
-          <w:tcPr>
-            <w:tcW w:w="3019" w:type="dxa"/>
-            <w:vAlign w:val="center"/>
-          </w:tcPr>
-          <w:p>
-            <w:pPr>
-              <w:tabs>
-                <w:tab w:val="left" w:pos="360"/>
-              </w:tabs>
-              <w:jc w:val="center"/>
-              <w:rPr>
-                <w:rFonts w:ascii="Aptos Slab" w:hAnsi="Aptos Slab" w:cs="Times New Roman"/>
-                <w:iCs/>
-                <w:sz w:val="14"/>
-                <w:szCs w:val="18"/>
-              </w:rPr>
-            </w:pPr>
-            <w:r>
-              <w:rPr>
-                <w:rFonts w:ascii="Aptos Slab" w:hAnsi="Aptos Slab" w:cs="Times New Roman"/>
-                <w:iCs/>
-                <w:sz w:val="14"/>
-                <w:szCs w:val="18"/>
-              </w:rPr>
-              <w:t>Consistently demonstrates skills and understanding beyond expectations; applies learning independently and confidently</w:t>
-            </w:r>
-          </w:p>
-        </w:tc>
-      </w:tr>
-      <w:tr>
-        <w:tc>
-          <w:tcPr>
-            <w:tcW w:w="652" w:type="dxa"/>
-            <w:vAlign w:val="center"/>
-          </w:tcPr>
-          <w:p>
-            <w:pPr>
-              <w:tabs>
-                <w:tab w:val="left" w:pos="360"/>
-              </w:tabs>
-              <w:jc w:val="center"/>
-              <w:rPr>
-                <w:rFonts w:ascii="Aptos Slab" w:hAnsi="Aptos Slab" w:cs="Times New Roman"/>
-                <w:b/>
-                <w:bCs/>
-                <w:iCs/>
-                <w:sz w:val="16"/>
-                <w:szCs w:val="20"/>
-              </w:rPr>
-            </w:pPr>
-            <w:r>
-              <w:rPr>
-                <w:rFonts w:ascii="Aptos Slab" w:hAnsi="Aptos Slab" w:cs="Times New Roman"/>
-                <w:b/>
-                <w:bCs/>
-                <w:iCs/>
-                <w:sz w:val="16"/>
-                <w:szCs w:val="20"/>
-              </w:rPr>
-              <w:t>B</w:t>
-            </w:r>
-          </w:p>
-        </w:tc>
-        <w:tc>
-          <w:tcPr>
-            <w:tcW w:w="1503" w:type="dxa"/>
-            <w:vAlign w:val="center"/>
-          </w:tcPr>
-          <w:p>
-            <w:pPr>
-              <w:tabs>
-                <w:tab w:val="left" w:pos="360"/>
-              </w:tabs>
-              <w:jc w:val="center"/>
-              <w:rPr>
-                <w:rFonts w:ascii="Aptos Slab" w:hAnsi="Aptos Slab" w:cs="Times New Roman"/>
-                <w:b/>
-                <w:bCs/>
-                <w:iCs/>
-                <w:sz w:val="16"/>
-                <w:szCs w:val="20"/>
-              </w:rPr>
-            </w:pPr>
-            <w:r>
-              <w:rPr>
-                <w:rFonts w:ascii="Aptos Slab" w:hAnsi="Aptos Slab" w:cs="Times New Roman"/>
-                <w:b/>
-                <w:bCs/>
-                <w:iCs/>
-                <w:sz w:val="16"/>
-                <w:szCs w:val="20"/>
-              </w:rPr>
-              <w:t>Benchmarking</w:t>
-            </w:r>
-          </w:p>
-          <w:p>
-            <w:pPr>
-              <w:tabs>
-                <w:tab w:val="left" w:pos="360"/>
-              </w:tabs>
-              <w:jc w:val="center"/>
-              <w:rPr>
-                <w:rFonts w:ascii="Aptos Slab" w:hAnsi="Aptos Slab" w:cs="Times New Roman"/>
-                <w:i/>
-                <w:sz w:val="16"/>
-                <w:szCs w:val="20"/>
-              </w:rPr>
-            </w:pPr>
+              <w:t>(</w:t>
+            </w:r>
+            <w:proofErr w:type="spellStart"/>
             <w:r>
               <w:rPr>
                 <w:rFonts w:ascii="Aptos Slab" w:hAnsi="Aptos Slab" w:cs="Times New Roman"/>
@@ -4068,119 +4120,9 @@
                 <w:sz w:val="14"/>
                 <w:szCs w:val="18"/>
               </w:rPr>
-              <w:t>(Naipamamalas)</w:t>
-            </w:r>
-          </w:p>
-        </w:tc>
-        <w:tc>
-          <w:tcPr>
-            <w:tcW w:w="3019" w:type="dxa"/>
-            <w:vAlign w:val="center"/>
-          </w:tcPr>
-          <w:p>
-            <w:pPr>
-              <w:tabs>
-                <w:tab w:val="left" w:pos="360"/>
-              </w:tabs>
-              <w:jc w:val="center"/>
-              <w:rPr>
-                <w:rFonts w:ascii="Aptos Slab" w:hAnsi="Aptos Slab" w:cs="Times New Roman"/>
-                <w:iCs/>
-                <w:sz w:val="14"/>
-                <w:szCs w:val="18"/>
-              </w:rPr>
-            </w:pPr>
-            <w:r>
-              <w:rPr>
-                <w:rFonts w:ascii="Aptos Slab" w:hAnsi="Aptos Slab" w:cs="Times New Roman"/>
-                <w:iCs/>
-                <w:sz w:val="14"/>
-                <w:szCs w:val="18"/>
-              </w:rPr>
-              <w:t>Meets expected learning standards, demonstrates skills and understanding with consistency.</w:t>
-            </w:r>
-          </w:p>
-        </w:tc>
-      </w:tr>
-      <w:tr>
-        <w:tc>
-          <w:tcPr>
-            <w:tcW w:w="652" w:type="dxa"/>
-            <w:vAlign w:val="center"/>
-          </w:tcPr>
-          <w:p>
-            <w:pPr>
-              <w:tabs>
-                <w:tab w:val="left" w:pos="360"/>
-              </w:tabs>
-              <w:jc w:val="center"/>
-              <w:rPr>
-                <w:rFonts w:ascii="Aptos Slab" w:hAnsi="Aptos Slab" w:cs="Times New Roman"/>
-                <w:b/>
-                <w:bCs/>
-                <w:iCs/>
-                <w:sz w:val="16"/>
-                <w:szCs w:val="20"/>
-              </w:rPr>
-            </w:pPr>
-            <w:r>
-              <w:rPr>
-                <w:rFonts w:ascii="Aptos Slab" w:hAnsi="Aptos Slab" w:cs="Times New Roman"/>
-                <w:b/>
-                <w:bCs/>
-                <w:iCs/>
-                <w:sz w:val="16"/>
-                <w:szCs w:val="20"/>
-              </w:rPr>
-              <w:t>C</w:t>
-            </w:r>
-          </w:p>
-        </w:tc>
-        <w:tc>
-          <w:tcPr>
-            <w:tcW w:w="1503" w:type="dxa"/>
-            <w:vAlign w:val="center"/>
-          </w:tcPr>
-          <w:p>
-            <w:pPr>
-              <w:tabs>
-                <w:tab w:val="left" w:pos="360"/>
-              </w:tabs>
-              <w:jc w:val="center"/>
-              <w:rPr>
-                <w:rFonts w:ascii="Aptos Slab" w:hAnsi="Aptos Slab" w:cs="Times New Roman"/>
-                <w:b/>
-                <w:bCs/>
-                <w:iCs/>
-                <w:sz w:val="16"/>
-                <w:szCs w:val="20"/>
-              </w:rPr>
-            </w:pPr>
-            <w:r>
-              <w:rPr>
-                <w:rFonts w:ascii="Aptos Slab" w:hAnsi="Aptos Slab" w:cs="Times New Roman"/>
-                <w:b/>
-                <w:bCs/>
-                <w:iCs/>
-                <w:sz w:val="16"/>
-                <w:szCs w:val="20"/>
-              </w:rPr>
-              <w:t>Connecting</w:t>
-            </w:r>
-          </w:p>
-          <w:p>
-            <w:pPr>
-              <w:tabs>
-                <w:tab w:val="left" w:pos="360"/>
-              </w:tabs>
-              <w:jc w:val="center"/>
-              <w:rPr>
-                <w:rFonts w:ascii="Aptos Slab" w:hAnsi="Aptos Slab" w:cs="Times New Roman"/>
-                <w:i/>
-                <w:sz w:val="16"/>
-                <w:szCs w:val="20"/>
-              </w:rPr>
-            </w:pPr>
+              <w:t>Namumukod</w:t>
+            </w:r>
+            <w:proofErr w:type="spellEnd"/>
             <w:r>
               <w:rPr>
                 <w:rFonts w:ascii="Aptos Slab" w:hAnsi="Aptos Slab" w:cs="Times New Roman"/>
@@ -4188,7 +4130,7 @@
                 <w:sz w:val="14"/>
                 <w:szCs w:val="18"/>
               </w:rPr>
-              <w:t>(Natutungo)</w:t>
+              <w:t>-tangi)</w:t>
             </w:r>
           </w:p>
         </w:tc>
@@ -4217,47 +4159,7 @@
                 <w:sz w:val="14"/>
                 <w:szCs w:val="18"/>
               </w:rPr>
-              <w:t xml:space="preserve">Shows developing understanding and </w:t>
-            </w:r>
-            <w:proofErr w:type="gramStart"/>
-            <w:r>
-              <w:rPr>
-                <w:rFonts w:ascii="Aptos Slab" w:hAnsi="Aptos Slab" w:cs="Times New Roman"/>
-                <w:iCs/>
-                <w:sz w:val="14"/>
-                <w:szCs w:val="18"/>
-              </w:rPr>
-              <w:t>skills,</w:t>
-            </w:r>
-            <w:proofErr w:type="gramEnd"/>
-            <w:r>
-              <w:rPr>
-                <w:rFonts w:ascii="Aptos Slab" w:hAnsi="Aptos Slab" w:cs="Times New Roman"/>
-                <w:iCs/>
-                <w:sz w:val="14"/>
-                <w:szCs w:val="18"/>
-              </w:rPr>
-              <w:t xml:space="preserve"> </w:t>
-            </w:r>
-            <w:proofErr w:type="gramStart"/>
-            <w:r>
-              <w:rPr>
-                <w:rFonts w:ascii="Aptos Slab" w:hAnsi="Aptos Slab" w:cs="Times New Roman"/>
-                <w:iCs/>
-                <w:sz w:val="14"/>
-                <w:szCs w:val="18"/>
-              </w:rPr>
-              <w:t>requires</w:t>
-            </w:r>
-            <w:proofErr w:type="gramEnd"/>
-            <w:r>
-              <w:rPr>
-                <w:rFonts w:ascii="Aptos Slab" w:hAnsi="Aptos Slab" w:cs="Times New Roman"/>
-                <w:iCs/>
-                <w:sz w:val="14"/>
-                <w:szCs w:val="18"/>
-              </w:rPr>
-              <w:t xml:space="preserve"> minimal guidance and support.</w:t>
+              <w:t>Consistently demonstrates skills and understanding beyond expectations; applies learning independently and confidently</w:t>
             </w:r>
           </w:p>
         </w:tc>
@@ -4292,7 +4194,7 @@
                 <w:sz w:val="16"/>
                 <w:szCs w:val="20"/>
               </w:rPr>
-              <w:t>D</w:t>
+              <w:t>B</w:t>
             </w:r>
           </w:p>
         </w:tc>
@@ -4316,138 +4218,16 @@
                 <w:szCs w:val="20"/>
               </w:rPr>
             </w:pPr>
-            <w:proofErr w:type="gramStart"/>
-            <w:r>
-              <w:rPr>
-                <w:rFonts w:ascii="Aptos Slab" w:hAnsi="Aptos Slab" w:cs="Times New Roman"/>
-                <w:b/>
-                <w:bCs/>
-                <w:iCs/>
-                <w:sz w:val="16"/>
-                <w:szCs w:val="20"/>
-              </w:rPr>
-              <w:t>Developing</w:t>
-            </w:r>
-            <w:proofErr w:type="gramEnd"/>
-          </w:p>
-          <w:p>
-            <w:pPr>
-              <w:tabs>
-                <w:tab w:val="left" w:pos="360"/>
-              </w:tabs>
-              <w:jc w:val="center"/>
-              <w:rPr>
-                <w:rFonts w:ascii="Aptos Slab" w:hAnsi="Aptos Slab" w:cs="Times New Roman"/>
-                <w:iCs/>
-                <w:sz w:val="16"/>
-                <w:szCs w:val="20"/>
-              </w:rPr>
-            </w:pPr>
-            <w:r>
-              <w:rPr>
-                <w:rFonts w:ascii="Aptos Slab" w:hAnsi="Aptos Slab" w:cs="Times New Roman"/>
-                <w:iCs/>
-                <w:sz w:val="14"/>
-                <w:szCs w:val="18"/>
-              </w:rPr>
-              <w:t>(Napapaunlad)</w:t>
-            </w:r>
-          </w:p>
-        </w:tc>
-        <w:tc>
-          <w:tcPr>
-            <w:tcW w:w="3019" w:type="dxa"/>
-            <w:vAlign w:val="center"/>
-          </w:tcPr>
-          <w:p>
-            <w:pPr>
-              <w:tabs>
-                <w:tab w:val="left" w:pos="360"/>
-              </w:tabs>
-              <w:jc w:val="center"/>
-              <w:rPr>
-                <w:rFonts w:ascii="Aptos Slab" w:hAnsi="Aptos Slab" w:cs="Times New Roman"/>
-                <w:iCs/>
-                <w:sz w:val="14"/>
-                <w:szCs w:val="18"/>
-              </w:rPr>
-            </w:pPr>
-            <w:r>
-              <w:rPr>
-                <w:rFonts w:ascii="Aptos Slab" w:hAnsi="Aptos Slab" w:cs="Times New Roman"/>
-                <w:iCs/>
-                <w:sz w:val="14"/>
-                <w:szCs w:val="18"/>
-              </w:rPr>
-              <w:t>Demonstrates emerging skills and understanding; requires regular guidance and support.</w:t>
-            </w:r>
-          </w:p>
-        </w:tc>
-      </w:tr>
-      <w:tr>
-        <w:tc>
-          <w:tcPr>
-            <w:tcW w:w="652" w:type="dxa"/>
-            <w:vAlign w:val="center"/>
-          </w:tcPr>
-          <w:p>
-            <w:pPr>
-              <w:tabs>
-                <w:tab w:val="left" w:pos="360"/>
-              </w:tabs>
-              <w:jc w:val="center"/>
-              <w:rPr>
-                <w:rFonts w:ascii="Aptos Slab" w:hAnsi="Aptos Slab" w:cs="Times New Roman"/>
-                <w:b/>
-                <w:bCs/>
-                <w:iCs/>
-                <w:sz w:val="16"/>
-                <w:szCs w:val="20"/>
-              </w:rPr>
-            </w:pPr>
-            <w:r>
-              <w:rPr>
-                <w:rFonts w:ascii="Aptos Slab" w:hAnsi="Aptos Slab" w:cs="Times New Roman"/>
-                <w:b/>
-                <w:bCs/>
-                <w:iCs/>
-                <w:sz w:val="16"/>
-                <w:szCs w:val="20"/>
-              </w:rPr>
-              <w:t>E</w:t>
-            </w:r>
-          </w:p>
-        </w:tc>
-        <w:tc>
-          <w:tcPr>
-            <w:tcW w:w="1503" w:type="dxa"/>
-            <w:vAlign w:val="center"/>
-          </w:tcPr>
-          <w:p>
-            <w:pPr>
-              <w:tabs>
-                <w:tab w:val="left" w:pos="360"/>
-              </w:tabs>
-              <w:jc w:val="center"/>
-              <w:rPr>
-                <w:rFonts w:ascii="Aptos Slab" w:hAnsi="Aptos Slab" w:cs="Times New Roman"/>
-                <w:b/>
-                <w:bCs/>
-                <w:iCs/>
-                <w:sz w:val="16"/>
-                <w:szCs w:val="20"/>
-              </w:rPr>
-            </w:pPr>
-            <w:r>
-              <w:rPr>
-                <w:rFonts w:ascii="Aptos Slab" w:hAnsi="Aptos Slab" w:cs="Times New Roman"/>
-                <w:b/>
-                <w:bCs/>
-                <w:iCs/>
-                <w:sz w:val="16"/>
-                <w:szCs w:val="20"/>
-              </w:rPr>
-              <w:t>Emerging</w:t>
+            <w:r>
+              <w:rPr>
+                <w:rFonts w:ascii="Aptos Slab" w:hAnsi="Aptos Slab" w:cs="Times New Roman"/>
+                <w:b/>
+                <w:bCs/>
+                <w:iCs/>
+                <w:sz w:val="16"/>
+                <w:szCs w:val="20"/>
+              </w:rPr>
+              <w:t>Benchmarking</w:t>
             </w:r>
           </w:p>
           <w:p>
@@ -4470,7 +4250,489 @@
                 <w:sz w:val="14"/>
                 <w:szCs w:val="18"/>
               </w:rPr>
-              <w:t>(Nagsisimula)</w:t>
+              <w:t>(</w:t>
+            </w:r>
+            <w:proofErr w:type="spellStart"/>
+            <w:r>
+              <w:rPr>
+                <w:rFonts w:ascii="Aptos Slab" w:hAnsi="Aptos Slab" w:cs="Times New Roman"/>
+                <w:i/>
+                <w:sz w:val="14"/>
+                <w:szCs w:val="18"/>
+              </w:rPr>
+              <w:t>Naipamamalas</w:t>
+            </w:r>
+            <w:proofErr w:type="spellEnd"/>
+            <w:r>
+              <w:rPr>
+                <w:rFonts w:ascii="Aptos Slab" w:hAnsi="Aptos Slab" w:cs="Times New Roman"/>
+                <w:i/>
+                <w:sz w:val="14"/>
+                <w:szCs w:val="18"/>
+              </w:rPr>
+              <w:t>)</w:t>
+            </w:r>
+          </w:p>
+        </w:tc>
+        <w:tc>
+          <w:tcPr>
+            <w:tcW w:w="3019" w:type="dxa"/>
+            <w:vAlign w:val="center"/>
+          </w:tcPr>
+          <w:p>
+            <w:pPr>
+              <w:tabs>
+                <w:tab w:val="left" w:pos="360"/>
+              </w:tabs>
+              <w:jc w:val="center"/>
+              <w:rPr>
+                <w:rFonts w:ascii="Aptos Slab" w:hAnsi="Aptos Slab" w:cs="Times New Roman"/>
+                <w:iCs/>
+                <w:sz w:val="14"/>
+                <w:szCs w:val="18"/>
+              </w:rPr>
+            </w:pPr>
+            <w:r>
+              <w:rPr>
+                <w:rFonts w:ascii="Aptos Slab" w:hAnsi="Aptos Slab" w:cs="Times New Roman"/>
+                <w:iCs/>
+                <w:sz w:val="14"/>
+                <w:szCs w:val="18"/>
+              </w:rPr>
+              <w:t>Meets expected learning standards, demonstrates skills and understanding with consistency.</w:t>
+            </w:r>
+          </w:p>
+        </w:tc>
+      </w:tr>
+      <w:tr>
+        <w:tc>
+          <w:tcPr>
+            <w:tcW w:w="652" w:type="dxa"/>
+            <w:vAlign w:val="center"/>
+          </w:tcPr>
+          <w:p>
+            <w:pPr>
+              <w:tabs>
+                <w:tab w:val="left" w:pos="360"/>
+              </w:tabs>
+              <w:jc w:val="center"/>
+              <w:rPr>
+                <w:rFonts w:ascii="Aptos Slab" w:hAnsi="Aptos Slab" w:cs="Times New Roman"/>
+                <w:b/>
+                <w:bCs/>
+                <w:iCs/>
+                <w:sz w:val="16"/>
+                <w:szCs w:val="20"/>
+              </w:rPr>
+            </w:pPr>
+            <w:r>
+              <w:rPr>
+                <w:rFonts w:ascii="Aptos Slab" w:hAnsi="Aptos Slab" w:cs="Times New Roman"/>
+                <w:b/>
+                <w:bCs/>
+                <w:iCs/>
+                <w:sz w:val="16"/>
+                <w:szCs w:val="20"/>
+              </w:rPr>
+              <w:t>C</w:t>
+            </w:r>
+          </w:p>
+        </w:tc>
+        <w:tc>
+          <w:tcPr>
+            <w:tcW w:w="1503" w:type="dxa"/>
+            <w:vAlign w:val="center"/>
+          </w:tcPr>
+          <w:p>
+            <w:pPr>
+              <w:tabs>
+                <w:tab w:val="left" w:pos="360"/>
+              </w:tabs>
+              <w:jc w:val="center"/>
+              <w:rPr>
+                <w:rFonts w:ascii="Aptos Slab" w:hAnsi="Aptos Slab" w:cs="Times New Roman"/>
+                <w:b/>
+                <w:bCs/>
+                <w:iCs/>
+                <w:sz w:val="16"/>
+                <w:szCs w:val="20"/>
+              </w:rPr>
+            </w:pPr>
+            <w:r>
+              <w:rPr>
+                <w:rFonts w:ascii="Aptos Slab" w:hAnsi="Aptos Slab" w:cs="Times New Roman"/>
+                <w:b/>
+                <w:bCs/>
+                <w:iCs/>
+                <w:sz w:val="16"/>
+                <w:szCs w:val="20"/>
+              </w:rPr>
+              <w:t>Connecting</w:t>
+            </w:r>
+          </w:p>
+          <w:p>
+            <w:pPr>
+              <w:tabs>
+                <w:tab w:val="left" w:pos="360"/>
+              </w:tabs>
+              <w:jc w:val="center"/>
+              <w:rPr>
+                <w:rFonts w:ascii="Aptos Slab" w:hAnsi="Aptos Slab" w:cs="Times New Roman"/>
+                <w:i/>
+                <w:sz w:val="16"/>
+                <w:szCs w:val="20"/>
+              </w:rPr>
+            </w:pPr>
+            <w:r>
+              <w:rPr>
+                <w:rFonts w:ascii="Aptos Slab" w:hAnsi="Aptos Slab" w:cs="Times New Roman"/>
+                <w:i/>
+                <w:sz w:val="14"/>
+                <w:szCs w:val="18"/>
+              </w:rPr>
+              <w:t>(</w:t>
+            </w:r>
+            <w:proofErr w:type="spellStart"/>
+            <w:r>
+              <w:rPr>
+                <w:rFonts w:ascii="Aptos Slab" w:hAnsi="Aptos Slab" w:cs="Times New Roman"/>
+                <w:i/>
+                <w:sz w:val="14"/>
+                <w:szCs w:val="18"/>
+              </w:rPr>
+              <w:t>Natutungo</w:t>
+            </w:r>
+            <w:proofErr w:type="spellEnd"/>
+            <w:r>
+              <w:rPr>
+                <w:rFonts w:ascii="Aptos Slab" w:hAnsi="Aptos Slab" w:cs="Times New Roman"/>
+                <w:i/>
+                <w:sz w:val="14"/>
+                <w:szCs w:val="18"/>
+              </w:rPr>
+              <w:t>)</w:t>
+            </w:r>
+          </w:p>
+        </w:tc>
+        <w:tc>
+          <w:tcPr>
+            <w:tcW w:w="3019" w:type="dxa"/>
+            <w:vAlign w:val="center"/>
+          </w:tcPr>
+          <w:p>
+            <w:pPr>
+              <w:tabs>
+                <w:tab w:val="left" w:pos="360"/>
+              </w:tabs>
+              <w:jc w:val="center"/>
+              <w:rPr>
+                <w:rFonts w:ascii="Aptos Slab" w:hAnsi="Aptos Slab" w:cs="Times New Roman"/>
+                <w:iCs/>
+                <w:sz w:val="14"/>
+                <w:szCs w:val="18"/>
+              </w:rPr>
+            </w:pPr>
+            <w:r>
+              <w:rPr>
+                <w:rFonts w:ascii="Aptos Slab" w:hAnsi="Aptos Slab" w:cs="Times New Roman"/>
+                <w:iCs/>
+                <w:sz w:val="14"/>
+                <w:szCs w:val="18"/>
+              </w:rPr>
+              <w:t xml:space="preserve">Shows developing understanding and </w:t>
+            </w:r>
+            <w:proofErr w:type="gramStart"/>
+            <w:r>
+              <w:rPr>
+                <w:rFonts w:ascii="Aptos Slab" w:hAnsi="Aptos Slab" w:cs="Times New Roman"/>
+                <w:iCs/>
+                <w:sz w:val="14"/>
+                <w:szCs w:val="18"/>
+              </w:rPr>
+              <w:t>skills,</w:t>
+            </w:r>
+            <w:proofErr w:type="gramEnd"/>
+            <w:r>
+              <w:rPr>
+                <w:rFonts w:ascii="Aptos Slab" w:hAnsi="Aptos Slab" w:cs="Times New Roman"/>
+                <w:iCs/>
+                <w:sz w:val="14"/>
+                <w:szCs w:val="18"/>
+              </w:rPr>
+              <w:t xml:space="preserve"> </w:t>
+            </w:r>
+            <w:proofErr w:type="gramStart"/>
+            <w:r>
+              <w:rPr>
+                <w:rFonts w:ascii="Aptos Slab" w:hAnsi="Aptos Slab" w:cs="Times New Roman"/>
+                <w:iCs/>
+                <w:sz w:val="14"/>
+                <w:szCs w:val="18"/>
+              </w:rPr>
+              <w:t>requires</w:t>
+            </w:r>
+            <w:proofErr w:type="gramEnd"/>
+            <w:r>
+              <w:rPr>
+                <w:rFonts w:ascii="Aptos Slab" w:hAnsi="Aptos Slab" w:cs="Times New Roman"/>
+                <w:iCs/>
+                <w:sz w:val="14"/>
+                <w:szCs w:val="18"/>
+              </w:rPr>
+              <w:t xml:space="preserve"> minimal guidance and support.</w:t>
+            </w:r>
+          </w:p>
+        </w:tc>
+      </w:tr>
+      <w:tr>
+        <w:tc>
+          <w:tcPr>
+            <w:tcW w:w="652" w:type="dxa"/>
+            <w:vAlign w:val="center"/>
+          </w:tcPr>
+          <w:p>
+            <w:pPr>
+              <w:tabs>
+                <w:tab w:val="left" w:pos="360"/>
+              </w:tabs>
+              <w:jc w:val="center"/>
+              <w:rPr>
+                <w:rFonts w:ascii="Aptos Slab" w:hAnsi="Aptos Slab" w:cs="Times New Roman"/>
+                <w:b/>
+                <w:bCs/>
+                <w:iCs/>
+                <w:sz w:val="16"/>
+                <w:szCs w:val="20"/>
+              </w:rPr>
+            </w:pPr>
+            <w:r>
+              <w:rPr>
+                <w:rFonts w:ascii="Aptos Slab" w:hAnsi="Aptos Slab" w:cs="Times New Roman"/>
+                <w:b/>
+                <w:bCs/>
+                <w:iCs/>
+                <w:sz w:val="16"/>
+                <w:szCs w:val="20"/>
+              </w:rPr>
+              <w:t>D</w:t>
+            </w:r>
+          </w:p>
+        </w:tc>
+        <w:tc>
+          <w:tcPr>
+            <w:tcW w:w="1503" w:type="dxa"/>
+            <w:vAlign w:val="center"/>
+          </w:tcPr>
+          <w:p>
+            <w:pPr>
+              <w:tabs>
+                <w:tab w:val="left" w:pos="360"/>
+              </w:tabs>
+              <w:jc w:val="center"/>
+              <w:rPr>
+                <w:rFonts w:ascii="Aptos Slab" w:hAnsi="Aptos Slab" w:cs="Times New Roman"/>
+                <w:b/>
+                <w:bCs/>
+                <w:iCs/>
+                <w:sz w:val="16"/>
+                <w:szCs w:val="20"/>
+              </w:rPr>
+            </w:pPr>
+            <w:proofErr w:type="gramStart"/>
+            <w:r>
+              <w:rPr>
+                <w:rFonts w:ascii="Aptos Slab" w:hAnsi="Aptos Slab" w:cs="Times New Roman"/>
+                <w:b/>
+                <w:bCs/>
+                <w:iCs/>
+                <w:sz w:val="16"/>
+                <w:szCs w:val="20"/>
+              </w:rPr>
+              <w:t>Developing</w:t>
+            </w:r>
+            <w:proofErr w:type="gramEnd"/>
+          </w:p>
+          <w:p>
+            <w:pPr>
+              <w:tabs>
+                <w:tab w:val="left" w:pos="360"/>
+              </w:tabs>
+              <w:jc w:val="center"/>
+              <w:rPr>
+                <w:rFonts w:ascii="Aptos Slab" w:hAnsi="Aptos Slab" w:cs="Times New Roman"/>
+                <w:iCs/>
+                <w:sz w:val="16"/>
+                <w:szCs w:val="20"/>
+              </w:rPr>
+            </w:pPr>
+            <w:r>
+              <w:rPr>
+                <w:rFonts w:ascii="Aptos Slab" w:hAnsi="Aptos Slab" w:cs="Times New Roman"/>
+                <w:iCs/>
+                <w:sz w:val="14"/>
+                <w:szCs w:val="18"/>
+              </w:rPr>
+              <w:t>(</w:t>
+            </w:r>
+            <w:proofErr w:type="spellStart"/>
+            <w:r>
+              <w:rPr>
+                <w:rFonts w:ascii="Aptos Slab" w:hAnsi="Aptos Slab" w:cs="Times New Roman"/>
+                <w:iCs/>
+                <w:sz w:val="14"/>
+                <w:szCs w:val="18"/>
+              </w:rPr>
+              <w:t>Napapaunlad</w:t>
+            </w:r>
+            <w:proofErr w:type="spellEnd"/>
+            <w:r>
+              <w:rPr>
+                <w:rFonts w:ascii="Aptos Slab" w:hAnsi="Aptos Slab" w:cs="Times New Roman"/>
+                <w:iCs/>
+                <w:sz w:val="14"/>
+                <w:szCs w:val="18"/>
+              </w:rPr>
+              <w:t>)</w:t>
+            </w:r>
+          </w:p>
+        </w:tc>
+        <w:tc>
+          <w:tcPr>
+            <w:tcW w:w="3019" w:type="dxa"/>
+            <w:vAlign w:val="center"/>
+          </w:tcPr>
+          <w:p>
+            <w:pPr>
+              <w:tabs>
+                <w:tab w:val="left" w:pos="360"/>
+              </w:tabs>
+              <w:jc w:val="center"/>
+              <w:rPr>
+                <w:rFonts w:ascii="Aptos Slab" w:hAnsi="Aptos Slab" w:cs="Times New Roman"/>
+                <w:iCs/>
+                <w:sz w:val="14"/>
+                <w:szCs w:val="18"/>
+              </w:rPr>
+            </w:pPr>
+            <w:r>
+              <w:rPr>
+                <w:rFonts w:ascii="Aptos Slab" w:hAnsi="Aptos Slab" w:cs="Times New Roman"/>
+                <w:iCs/>
+                <w:sz w:val="14"/>
+                <w:szCs w:val="18"/>
+              </w:rPr>
+              <w:t>Demonstrates emerging skills and understanding; requires regular guidance and support.</w:t>
+            </w:r>
+          </w:p>
+        </w:tc>
+      </w:tr>
+      <w:tr>
+        <w:tc>
+          <w:tcPr>
+            <w:tcW w:w="652" w:type="dxa"/>
+            <w:vAlign w:val="center"/>
+          </w:tcPr>
+          <w:p>
+            <w:pPr>
+              <w:tabs>
+                <w:tab w:val="left" w:pos="360"/>
+              </w:tabs>
+              <w:jc w:val="center"/>
+              <w:rPr>
+                <w:rFonts w:ascii="Aptos Slab" w:hAnsi="Aptos Slab" w:cs="Times New Roman"/>
+                <w:b/>
+                <w:bCs/>
+                <w:iCs/>
+                <w:sz w:val="16"/>
+                <w:szCs w:val="20"/>
+              </w:rPr>
+            </w:pPr>
+            <w:r>
+              <w:rPr>
+                <w:rFonts w:ascii="Aptos Slab" w:hAnsi="Aptos Slab" w:cs="Times New Roman"/>
+                <w:b/>
+                <w:bCs/>
+                <w:iCs/>
+                <w:sz w:val="16"/>
+                <w:szCs w:val="20"/>
+              </w:rPr>
+              <w:t>E</w:t>
+            </w:r>
+          </w:p>
+        </w:tc>
+        <w:tc>
+          <w:tcPr>
+            <w:tcW w:w="1503" w:type="dxa"/>
+            <w:vAlign w:val="center"/>
+          </w:tcPr>
+          <w:p>
+            <w:pPr>
+              <w:tabs>
+                <w:tab w:val="left" w:pos="360"/>
+              </w:tabs>
+              <w:jc w:val="center"/>
+              <w:rPr>
+                <w:rFonts w:ascii="Aptos Slab" w:hAnsi="Aptos Slab" w:cs="Times New Roman"/>
+                <w:b/>
+                <w:bCs/>
+                <w:iCs/>
+                <w:sz w:val="16"/>
+                <w:szCs w:val="20"/>
+              </w:rPr>
+            </w:pPr>
+            <w:r>
+              <w:rPr>
+                <w:rFonts w:ascii="Aptos Slab" w:hAnsi="Aptos Slab" w:cs="Times New Roman"/>
+                <w:b/>
+                <w:bCs/>
+                <w:iCs/>
+                <w:sz w:val="16"/>
+                <w:szCs w:val="20"/>
+              </w:rPr>
+              <w:t>Emerging</w:t>
+            </w:r>
+          </w:p>
+          <w:p>
+            <w:pPr>
+              <w:tabs>
+                <w:tab w:val="left" w:pos="360"/>
+              </w:tabs>
+              <w:jc w:val="center"/>
+              <w:rPr>
+                <w:rFonts w:ascii="Aptos Slab" w:hAnsi="Aptos Slab" w:cs="Times New Roman"/>
+                <w:i/>
+                <w:sz w:val="16"/>
+                <w:szCs w:val="20"/>
+              </w:rPr>
+            </w:pPr>
+            <w:r>
+              <w:rPr>
+                <w:rFonts w:ascii="Aptos Slab" w:hAnsi="Aptos Slab" w:cs="Times New Roman"/>
+                <w:i/>
+                <w:sz w:val="14"/>
+                <w:szCs w:val="18"/>
+              </w:rPr>
+              <w:t>(</w:t>
+            </w:r>
+            <w:proofErr w:type="spellStart"/>
+            <w:r>
+              <w:rPr>
+                <w:rFonts w:ascii="Aptos Slab" w:hAnsi="Aptos Slab" w:cs="Times New Roman"/>
+                <w:i/>
+                <w:sz w:val="14"/>
+                <w:szCs w:val="18"/>
+              </w:rPr>
+              <w:t>Nagsisimula</w:t>
+            </w:r>
+            <w:proofErr w:type="spellEnd"/>
+            <w:r>
+              <w:rPr>
+                <w:rFonts w:ascii="Aptos Slab" w:hAnsi="Aptos Slab" w:cs="Times New Roman"/>
+                <w:i/>
+                <w:sz w:val="14"/>
+                <w:szCs w:val="18"/>
+              </w:rPr>
+              <w:t>)</w:t>
             </w:r>
           </w:p>
         </w:tc>
@@ -4801,14 +5063,23 @@
                 <w:bCs/>
                 <w:sz w:val="20"/>
               </w:rPr>
-              <w:t>{school</w:t>
-            </w:r>
+              <w:t>{</w:t>
+            </w:r>
+            <w:proofErr w:type="spellStart"/>
             <w:r>
               <w:rPr>
                 <w:rFonts w:ascii="Bernard MT Condensed" w:hAnsi="Bernard MT Condensed" w:cs="Times New Roman"/>
                 <w:bCs/>
                 <w:sz w:val="20"/>
               </w:rPr>
+              <w:t>school</w:t>
+            </w:r>
+            <w:r>
+              <w:rPr>
+                <w:rFonts w:ascii="Bernard MT Condensed" w:hAnsi="Bernard MT Condensed" w:cs="Times New Roman"/>
+                <w:bCs/>
+                <w:sz w:val="20"/>
+              </w:rPr>
               <w:t>H</w:t>
             </w:r>
             <w:r>
@@ -4817,7 +5088,16 @@
                 <w:bCs/>
                 <w:sz w:val="20"/>
               </w:rPr>
-              <w:t>ead}</w:t>
+              <w:t>ead</w:t>
+            </w:r>
+            <w:proofErr w:type="spellEnd"/>
+            <w:r>
+              <w:rPr>
+                <w:rFonts w:ascii="Bernard MT Condensed" w:hAnsi="Bernard MT Condensed" w:cs="Times New Roman"/>
+                <w:bCs/>
+                <w:sz w:val="20"/>
+              </w:rPr>
+              <w:t>}</w:t>
             </w:r>
           </w:p>
         </w:tc>
@@ -4891,7 +5171,27 @@
                 <w:sz w:val="16"/>
                 <w:szCs w:val="18"/>
               </w:rPr>
-              <w:t>{schoolHeadDesignation}</w:t>
+              <w:t>{</w:t>
+            </w:r>
+            <w:proofErr w:type="spellStart"/>
+            <w:r>
+              <w:rPr>
+                <w:rFonts w:ascii="Aptos Slab" w:hAnsi="Aptos Slab" w:cs="Times New Roman"/>
+                <w:bCs/>
+                <w:sz w:val="16"/>
+                <w:szCs w:val="18"/>
+              </w:rPr>
+              <w:t>schoolHeadDesignation</w:t>
+            </w:r>
+            <w:proofErr w:type="spellEnd"/>
+            <w:r>
+              <w:rPr>
+                <w:rFonts w:ascii="Aptos Slab" w:hAnsi="Aptos Slab" w:cs="Times New Roman"/>
+                <w:bCs/>
+                <w:sz w:val="16"/>
+                <w:szCs w:val="18"/>
+              </w:rPr>
+              <w:t>}</w:t>
             </w:r>
           </w:p>
         </w:tc>
@@ -5632,6 +5932,7 @@
   <w:style w:type="character" w:default="1" w:styleId="DefaultParagraphFont">
     <w:name w:val="Default Paragraph Font"/>
     <w:uiPriority w:val="1"/>
+    <w:semiHidden/>
     <w:unhideWhenUsed/>
   </w:style>
   <w:style w:type="table" w:default="1" w:styleId="TableNormal">
@@ -5973,6 +6274,15 @@
 </file>
 
 <file path=customXml/item1.xml><?xml version="1.0" encoding="utf-8"?>
+<?mso-contentType ?>
+<FormTemplates xmlns="http://schemas.microsoft.com/sharepoint/v3/contenttype/forms">
+  <Display>DocumentLibraryForm</Display>
+  <Edit>DocumentLibraryForm</Edit>
+  <New>DocumentLibraryForm</New>
+</FormTemplates>
+</file>
+
+<file path=customXml/item2.xml><?xml version="1.0" encoding="utf-8"?>
 <ct:contentTypeSchema xmlns:ct="http://schemas.microsoft.com/office/2006/metadata/contentType" xmlns:ma="http://schemas.microsoft.com/office/2006/metadata/properties/metaAttributes" ct:_="" ma:_="" ma:contentTypeName="Document" ma:contentTypeID="0x01010019B181300F721B4D9F3B95A3EE15143C" ma:contentTypeVersion="10" ma:contentTypeDescription="Create a new document." ma:contentTypeScope="" ma:versionID="bf2ca1b3bc24449cdd1a669432d4bb9e">
   <xsd:schema xmlns:xsd="http://www.w3.org/2001/XMLSchema" xmlns:xs="http://www.w3.org/2001/XMLSchema" xmlns:p="http://schemas.microsoft.com/office/2006/metadata/properties" xmlns:ns3="541f9672-3e94-4c26-a847-81d4d159bfa1" targetNamespace="http://schemas.microsoft.com/office/2006/metadata/properties" ma:root="true" ma:fieldsID="14a7babb77b443892259070c9ba030eb" ns3:_="">
     <xsd:import namespace="541f9672-3e94-4c26-a847-81d4d159bfa1"/>
@@ -6156,26 +6466,25 @@
 </ct:contentTypeSchema>
 </file>
 
-<file path=customXml/item2.xml><?xml version="1.0" encoding="utf-8"?>
-<?mso-contentType ?>
-<FormTemplates xmlns="http://schemas.microsoft.com/sharepoint/v3/contenttype/forms">
-  <Display>DocumentLibraryForm</Display>
-  <Edit>DocumentLibraryForm</Edit>
-  <New>DocumentLibraryForm</New>
-</FormTemplates>
+<file path=customXml/item3.xml><?xml version="1.0" encoding="utf-8"?>
+<b:Sources xmlns:b="http://schemas.openxmlformats.org/officeDocument/2006/bibliography" xmlns="http://schemas.openxmlformats.org/officeDocument/2006/bibliography" SelectedStyle="\APASixthEditionOfficeOnline.xsl" StyleName="APA" Version="6"/>
 </file>
 
-<file path=customXml/item3.xml><?xml version="1.0" encoding="utf-8"?>
+<file path=customXml/item4.xml><?xml version="1.0" encoding="utf-8"?>
 <p:properties xmlns:p="http://schemas.microsoft.com/office/2006/metadata/properties" xmlns:xsi="http://www.w3.org/2001/XMLSchema-instance" xmlns:pc="http://schemas.microsoft.com/office/infopath/2007/PartnerControls">
   <documentManagement/>
 </p:properties>
 </file>
 
-<file path=customXml/item4.xml><?xml version="1.0" encoding="utf-8"?>
-<b:Sources xmlns:b="http://schemas.openxmlformats.org/officeDocument/2006/bibliography" xmlns="http://schemas.openxmlformats.org/officeDocument/2006/bibliography" SelectedStyle="\APASixthEditionOfficeOnline.xsl" StyleName="APA" Version="6"/>
+<file path=customXml/itemProps1.xml><?xml version="1.0" encoding="utf-8"?>
+<ds:datastoreItem xmlns:ds="http://schemas.openxmlformats.org/officeDocument/2006/customXml" ds:itemID="{9E607EEA-1579-4534-A211-223D35B43271}">
+  <ds:schemaRefs>
+    <ds:schemaRef ds:uri="http://schemas.microsoft.com/sharepoint/v3/contenttype/forms"/>
+  </ds:schemaRefs>
+</ds:datastoreItem>
 </file>
 
-<file path=customXml/itemProps1.xml><?xml version="1.0" encoding="utf-8"?>
+<file path=customXml/itemProps2.xml><?xml version="1.0" encoding="utf-8"?>
 <ds:datastoreItem xmlns:ds="http://schemas.openxmlformats.org/officeDocument/2006/customXml" ds:itemID="{1934D20A-BA2A-4311-8449-030457D80377}">
   <ds:schemaRefs>
     <ds:schemaRef ds:uri="http://schemas.microsoft.com/office/2006/metadata/contentType"/>
@@ -6193,27 +6502,19 @@
 </ds:datastoreItem>
 </file>
 
-<file path=customXml/itemProps2.xml><?xml version="1.0" encoding="utf-8"?>
-<ds:datastoreItem xmlns:ds="http://schemas.openxmlformats.org/officeDocument/2006/customXml" ds:itemID="{9E607EEA-1579-4534-A211-223D35B43271}">
+<file path=customXml/itemProps3.xml><?xml version="1.0" encoding="utf-8"?>
+<ds:datastoreItem xmlns:ds="http://schemas.openxmlformats.org/officeDocument/2006/customXml" ds:itemID="{79EDFC7F-E73A-4641-AB05-0EAF77FB85CB}">
   <ds:schemaRefs>
-    <ds:schemaRef ds:uri="http://schemas.microsoft.com/sharepoint/v3/contenttype/forms"/>
+    <ds:schemaRef ds:uri="http://schemas.openxmlformats.org/officeDocument/2006/bibliography"/>
   </ds:schemaRefs>
 </ds:datastoreItem>
 </file>
 
-<file path=customXml/itemProps3.xml><?xml version="1.0" encoding="utf-8"?>
+<file path=customXml/itemProps4.xml><?xml version="1.0" encoding="utf-8"?>
 <ds:datastoreItem xmlns:ds="http://schemas.openxmlformats.org/officeDocument/2006/customXml" ds:itemID="{672FB7B5-DBC2-43DE-98D9-E1693A2B312F}">
   <ds:schemaRefs>
     <ds:schemaRef ds:uri="http://schemas.microsoft.com/office/2006/metadata/properties"/>
     <ds:schemaRef ds:uri="http://schemas.microsoft.com/office/infopath/2007/PartnerControls"/>
   </ds:schemaRefs>
 </ds:datastoreItem>
-</file>
-
-<file path=customXml/itemProps4.xml><?xml version="1.0" encoding="utf-8"?>
-<ds:datastoreItem xmlns:ds="http://schemas.openxmlformats.org/officeDocument/2006/customXml" ds:itemID="{79EDFC7F-E73A-4641-AB05-0EAF77FB85CB}">
-  <ds:schemaRefs>
-    <ds:schemaRef ds:uri="http://schemas.openxmlformats.org/officeDocument/2006/bibliography"/>
-  </ds:schemaRefs>
-</ds:datastoreItem>
 </file>
--- a/Grade One.docx
+++ b/Grade One.docx
@@ -1,6 +1,6 @@
 
 <file path=word/document.xml><?xml version="1.0" encoding="utf-8"?>
-<w:document xmlns:wpc="http://schemas.microsoft.com/office/word/2010/wordprocessingCanvas" xmlns:cx="http://schemas.microsoft.com/office/drawing/2014/chartex" xmlns:cx1="http://schemas.microsoft.com/office/drawing/2015/9/8/chartex" xmlns:cx2="http://schemas.microsoft.com/office/drawing/2015/10/21/chartex" xmlns:cx3="http://schemas.microsoft.com/office/drawing/2016/5/9/chartex" xmlns:cx4="http://schemas.microsoft.com/office/drawing/2016/5/10/chartex" xmlns:cx5="http://schemas.microsoft.com/office/drawing/2016/5/11/chartex" xmlns:cx6="http://schemas.microsoft.com/office/drawing/2016/5/12/chartex" xmlns:cx7="http://schemas.microsoft.com/office/drawing/2016/5/13/chartex" xmlns:cx8="http://schemas.microsoft.com/office/drawing/2016/5/14/chartex" xmlns:mc="http://schemas.openxmlformats.org/markup-compatibility/2006" xmlns:aink="http://schemas.microsoft.com/office/drawing/2016/ink" xmlns:am3d="http://schemas.microsoft.com/office/drawing/2017/model3d" xmlns:o="urn:schemas-microsoft-com:office:office" xmlns:oel="http://schemas.microsoft.com/office/2019/extlst" xmlns:r="http://schemas.openxmlformats.org/officeDocument/2006/relationships" xmlns:m="http://schemas.openxmlformats.org/officeDocument/2006/math" xmlns:v="urn:schemas-microsoft-com:vml" xmlns:wp14="http://schemas.microsoft.com/office/word/2010/wordprocessingDrawing" xmlns:wp="http://schemas.openxmlformats.org/drawingml/2006/wordprocessingDrawing" xmlns:w10="urn:schemas-microsoft-com:office:word" xmlns:w="http://schemas.openxmlformats.org/wordprocessingml/2006/main" xmlns:w14="http://schemas.microsoft.com/office/word/2010/wordml" xmlns:w15="http://schemas.microsoft.com/office/word/2012/wordml" xmlns:w16cei="http://schemas.microsoft.com/office/word/2026/wordml/cei" xmlns:w16cex="http://schemas.microsoft.com/office/word/2018/wordml/cex" xmlns:w16cid="http://schemas.microsoft.com/office/word/2016/wordml/cid" xmlns:w16="http://schemas.microsoft.com/office/word/2018/wordml" xmlns:w16du="http://schemas.microsoft.com/office/word/2023/wordml/word16du" xmlns:w16sdtdh="http://schemas.microsoft.com/office/word/2020/wordml/sdtdatahash" xmlns:w16sdtfl="http://schemas.microsoft.com/office/word/2024/wordml/sdtformatlock" xmlns:w16se="http://schemas.microsoft.com/office/word/2015/wordml/symex" xmlns:wpg="http://schemas.microsoft.com/office/word/2010/wordprocessingGroup" xmlns:wpi="http://schemas.microsoft.com/office/word/2010/wordprocessingInk" xmlns:wne="http://schemas.microsoft.com/office/word/2006/wordml" xmlns:wps="http://schemas.microsoft.com/office/word/2010/wordprocessingShape" mc:Ignorable="w14 w15 w16se w16cid w16 w16cex w16sdtdh w16sdtfl w16du wp14">
+<w:document xmlns:wpc="http://schemas.microsoft.com/office/word/2010/wordprocessingCanvas" xmlns:cx="http://schemas.microsoft.com/office/drawing/2014/chartex" xmlns:cx1="http://schemas.microsoft.com/office/drawing/2015/9/8/chartex" xmlns:cx2="http://schemas.microsoft.com/office/drawing/2015/10/21/chartex" xmlns:cx3="http://schemas.microsoft.com/office/drawing/2016/5/9/chartex" xmlns:cx4="http://schemas.microsoft.com/office/drawing/2016/5/10/chartex" xmlns:cx5="http://schemas.microsoft.com/office/drawing/2016/5/11/chartex" xmlns:cx6="http://schemas.microsoft.com/office/drawing/2016/5/12/chartex" xmlns:cx7="http://schemas.microsoft.com/office/drawing/2016/5/13/chartex" xmlns:cx8="http://schemas.microsoft.com/office/drawing/2016/5/14/chartex" xmlns:mc="http://schemas.openxmlformats.org/markup-compatibility/2006" xmlns:aink="http://schemas.microsoft.com/office/drawing/2016/ink" xmlns:am3d="http://schemas.microsoft.com/office/drawing/2017/model3d" xmlns:o="urn:schemas-microsoft-com:office:office" xmlns:oel="http://schemas.microsoft.com/office/2019/extlst" xmlns:r="http://schemas.openxmlformats.org/officeDocument/2006/relationships" xmlns:m="http://schemas.openxmlformats.org/officeDocument/2006/math" xmlns:v="urn:schemas-microsoft-com:vml" xmlns:wp14="http://schemas.microsoft.com/office/word/2010/wordprocessingDrawing" xmlns:wp="http://schemas.openxmlformats.org/drawingml/2006/wordprocessingDrawing" xmlns:w10="urn:schemas-microsoft-com:office:word" xmlns:w="http://schemas.openxmlformats.org/wordprocessingml/2006/main" xmlns:w14="http://schemas.microsoft.com/office/word/2010/wordml" xmlns:w15="http://schemas.microsoft.com/office/word/2012/wordml" xmlns:w16cex="http://schemas.microsoft.com/office/word/2018/wordml/cex" xmlns:w16cid="http://schemas.microsoft.com/office/word/2016/wordml/cid" xmlns:w16="http://schemas.microsoft.com/office/word/2018/wordml" xmlns:w16du="http://schemas.microsoft.com/office/word/2023/wordml/word16du" xmlns:w16sdtdh="http://schemas.microsoft.com/office/word/2020/wordml/sdtdatahash" xmlns:w16sdtfl="http://schemas.microsoft.com/office/word/2024/wordml/sdtformatlock" xmlns:w16se="http://schemas.microsoft.com/office/word/2015/wordml/symex" xmlns:wpg="http://schemas.microsoft.com/office/word/2010/wordprocessingGroup" xmlns:wpi="http://schemas.microsoft.com/office/word/2010/wordprocessingInk" xmlns:wne="http://schemas.microsoft.com/office/word/2006/wordml" xmlns:wps="http://schemas.microsoft.com/office/word/2010/wordprocessingShape" mc:Ignorable="w14 w15 w16se w16cid w16 w16cex w16sdtdh w16sdtfl w16du wp14">
   <w:body>
     <w:p>
       <w:pPr>
@@ -95,7 +95,7 @@
               </wp:anchor>
             </w:drawing>
           </mc:Choice>
-          <mc:Fallback>
+          <mc:Fallback xmlns:w16cei="http://schemas.microsoft.com/office/word/2026/wordml/cei">
             <w:pict>
               <v:shapetype w14:anchorId="549C9D26" id="_x0000_t202" coordsize="21600,21600" o:spt="202" path="m,l,21600r21600,l21600,xe">
                 <v:stroke joinstyle="miter"/>
@@ -432,25 +432,7 @@
           <w:sz w:val="14"/>
           <w:szCs w:val="14"/>
         </w:rPr>
-        <w:t>{</w:t>
-      </w:r>
-      <w:proofErr w:type="spellStart"/>
-      <w:r>
-        <w:rPr>
-          <w:rFonts w:ascii="Aptos Slab" w:hAnsi="Aptos Slab" w:cs="Times New Roman"/>
-          <w:sz w:val="14"/>
-          <w:szCs w:val="14"/>
-        </w:rPr>
-        <w:t>schoolYear</w:t>
-      </w:r>
-      <w:proofErr w:type="spellEnd"/>
-      <w:r>
-        <w:rPr>
-          <w:rFonts w:ascii="Aptos Slab" w:hAnsi="Aptos Slab" w:cs="Times New Roman"/>
-          <w:sz w:val="14"/>
-          <w:szCs w:val="14"/>
-        </w:rPr>
-        <w:t>}</w:t>
+        <w:t>{schoolYear}</w:t>
       </w:r>
     </w:p>
     <w:p>
@@ -752,27 +734,7 @@
                 <w:sz w:val="18"/>
                 <w:szCs w:val="24"/>
               </w:rPr>
-              <w:t>{</w:t>
-            </w:r>
-            <w:proofErr w:type="spellStart"/>
-            <w:r>
-              <w:rPr>
-                <w:rFonts w:ascii="Aptos Slab" w:hAnsi="Aptos Slab" w:cs="Courier New"/>
-                <w:b/>
-                <w:sz w:val="18"/>
-                <w:szCs w:val="24"/>
-              </w:rPr>
-              <w:t>gradeLevel</w:t>
-            </w:r>
-            <w:proofErr w:type="spellEnd"/>
-            <w:r>
-              <w:rPr>
-                <w:rFonts w:ascii="Aptos Slab" w:hAnsi="Aptos Slab" w:cs="Courier New"/>
-                <w:b/>
-                <w:sz w:val="18"/>
-                <w:szCs w:val="24"/>
-              </w:rPr>
-              <w:t>}</w:t>
+              <w:t>{gradeLevel}</w:t>
             </w:r>
           </w:p>
         </w:tc>
@@ -1112,27 +1074,7 @@
                 <w:sz w:val="16"/>
                 <w:szCs w:val="20"/>
               </w:rPr>
-              <w:t xml:space="preserve">(Mga </w:t>
-            </w:r>
-            <w:proofErr w:type="spellStart"/>
-            <w:r>
-              <w:rPr>
-                <w:rFonts w:ascii="Aptos Slab Light" w:hAnsi="Aptos Slab Light" w:cs="Times New Roman"/>
-                <w:i/>
-                <w:sz w:val="16"/>
-                <w:szCs w:val="20"/>
-              </w:rPr>
-              <w:t>Nagagawa</w:t>
-            </w:r>
-            <w:proofErr w:type="spellEnd"/>
-            <w:r>
-              <w:rPr>
-                <w:rFonts w:ascii="Aptos Slab Light" w:hAnsi="Aptos Slab Light" w:cs="Times New Roman"/>
-                <w:i/>
-                <w:sz w:val="16"/>
-                <w:szCs w:val="20"/>
-              </w:rPr>
-              <w:t>)</w:t>
+              <w:t>(Mga Nagagawa)</w:t>
             </w:r>
           </w:p>
         </w:tc>
@@ -1200,31 +1142,7 @@
                 <w:sz w:val="16"/>
                 <w:szCs w:val="20"/>
               </w:rPr>
-              <w:t xml:space="preserve">Is Learning </w:t>
-            </w:r>
-            <w:proofErr w:type="gramStart"/>
-            <w:r>
-              <w:rPr>
-                <w:rFonts w:ascii="Aptos Slab SemiBold" w:hAnsi="Aptos Slab SemiBold" w:cs="Times New Roman"/>
-                <w:b/>
-                <w:bCs/>
-                <w:iCs/>
-                <w:sz w:val="16"/>
-                <w:szCs w:val="20"/>
-              </w:rPr>
-              <w:t>To</w:t>
-            </w:r>
-            <w:proofErr w:type="gramEnd"/>
-            <w:r>
-              <w:rPr>
-                <w:rFonts w:ascii="Aptos Slab SemiBold" w:hAnsi="Aptos Slab SemiBold" w:cs="Times New Roman"/>
-                <w:b/>
-                <w:bCs/>
-                <w:iCs/>
-                <w:sz w:val="16"/>
-                <w:szCs w:val="20"/>
-              </w:rPr>
-              <w:t xml:space="preserve"> Improve</w:t>
+              <w:t>Is Learning To Improve</w:t>
             </w:r>
           </w:p>
           <w:p>
@@ -1256,19 +1174,8 @@
                 <w:sz w:val="16"/>
                 <w:szCs w:val="20"/>
               </w:rPr>
-              <w:t xml:space="preserve">Dapat </w:t>
-            </w:r>
-            <w:proofErr w:type="spellStart"/>
-            <w:r>
-              <w:rPr>
-                <w:rFonts w:ascii="Aptos Slab Light" w:hAnsi="Aptos Slab Light" w:cs="Times New Roman"/>
-                <w:i/>
-                <w:sz w:val="16"/>
-                <w:szCs w:val="20"/>
-              </w:rPr>
-              <w:t>Linangin</w:t>
-            </w:r>
-            <w:proofErr w:type="spellEnd"/>
+              <w:t>Dapat Linangin</w:t>
+            </w:r>
             <w:r>
               <w:rPr>
                 <w:rFonts w:ascii="Aptos Slab Light" w:hAnsi="Aptos Slab Light" w:cs="Times New Roman"/>
@@ -1482,27 +1389,7 @@
                 <w:sz w:val="16"/>
                 <w:szCs w:val="20"/>
               </w:rPr>
-              <w:t xml:space="preserve">(Mga </w:t>
-            </w:r>
-            <w:proofErr w:type="spellStart"/>
-            <w:r>
-              <w:rPr>
-                <w:rFonts w:ascii="Aptos Slab Light" w:hAnsi="Aptos Slab Light" w:cs="Times New Roman"/>
-                <w:i/>
-                <w:sz w:val="16"/>
-                <w:szCs w:val="20"/>
-              </w:rPr>
-              <w:t>Nagagawa</w:t>
-            </w:r>
-            <w:proofErr w:type="spellEnd"/>
-            <w:r>
-              <w:rPr>
-                <w:rFonts w:ascii="Aptos Slab Light" w:hAnsi="Aptos Slab Light" w:cs="Times New Roman"/>
-                <w:i/>
-                <w:sz w:val="16"/>
-                <w:szCs w:val="20"/>
-              </w:rPr>
-              <w:t>)</w:t>
+              <w:t>(Mga Nagagawa)</w:t>
             </w:r>
           </w:p>
         </w:tc>
@@ -1570,31 +1457,7 @@
                 <w:sz w:val="16"/>
                 <w:szCs w:val="20"/>
               </w:rPr>
-              <w:t xml:space="preserve">Is Learning </w:t>
-            </w:r>
-            <w:proofErr w:type="gramStart"/>
-            <w:r>
-              <w:rPr>
-                <w:rFonts w:ascii="Aptos Slab SemiBold" w:hAnsi="Aptos Slab SemiBold" w:cs="Times New Roman"/>
-                <w:b/>
-                <w:bCs/>
-                <w:iCs/>
-                <w:sz w:val="16"/>
-                <w:szCs w:val="20"/>
-              </w:rPr>
-              <w:t>To</w:t>
-            </w:r>
-            <w:proofErr w:type="gramEnd"/>
-            <w:r>
-              <w:rPr>
-                <w:rFonts w:ascii="Aptos Slab SemiBold" w:hAnsi="Aptos Slab SemiBold" w:cs="Times New Roman"/>
-                <w:b/>
-                <w:bCs/>
-                <w:iCs/>
-                <w:sz w:val="16"/>
-                <w:szCs w:val="20"/>
-              </w:rPr>
-              <w:t xml:space="preserve"> Improve</w:t>
+              <w:t>Is Learning To Improve</w:t>
             </w:r>
           </w:p>
           <w:p>
@@ -1626,19 +1489,8 @@
                 <w:sz w:val="16"/>
                 <w:szCs w:val="20"/>
               </w:rPr>
-              <w:t xml:space="preserve">Dapat </w:t>
-            </w:r>
-            <w:proofErr w:type="spellStart"/>
-            <w:r>
-              <w:rPr>
-                <w:rFonts w:ascii="Aptos Slab Light" w:hAnsi="Aptos Slab Light" w:cs="Times New Roman"/>
-                <w:i/>
-                <w:sz w:val="16"/>
-                <w:szCs w:val="20"/>
-              </w:rPr>
-              <w:t>Linangin</w:t>
-            </w:r>
-            <w:proofErr w:type="spellEnd"/>
+              <w:t>Dapat Linangin</w:t>
+            </w:r>
             <w:r>
               <w:rPr>
                 <w:rFonts w:ascii="Aptos Slab Light" w:hAnsi="Aptos Slab Light" w:cs="Times New Roman"/>
@@ -1865,27 +1717,7 @@
                 <w:sz w:val="16"/>
                 <w:szCs w:val="20"/>
               </w:rPr>
-              <w:t xml:space="preserve">(Mga </w:t>
-            </w:r>
-            <w:proofErr w:type="spellStart"/>
-            <w:r>
-              <w:rPr>
-                <w:rFonts w:ascii="Aptos Slab Light" w:hAnsi="Aptos Slab Light" w:cs="Times New Roman"/>
-                <w:i/>
-                <w:sz w:val="16"/>
-                <w:szCs w:val="20"/>
-              </w:rPr>
-              <w:t>Nagagawa</w:t>
-            </w:r>
-            <w:proofErr w:type="spellEnd"/>
-            <w:r>
-              <w:rPr>
-                <w:rFonts w:ascii="Aptos Slab Light" w:hAnsi="Aptos Slab Light" w:cs="Times New Roman"/>
-                <w:i/>
-                <w:sz w:val="16"/>
-                <w:szCs w:val="20"/>
-              </w:rPr>
-              <w:t>)</w:t>
+              <w:t>(Mga Nagagawa)</w:t>
             </w:r>
           </w:p>
         </w:tc>
@@ -1953,31 +1785,7 @@
                 <w:sz w:val="16"/>
                 <w:szCs w:val="20"/>
               </w:rPr>
-              <w:t xml:space="preserve">Is Learning </w:t>
-            </w:r>
-            <w:proofErr w:type="gramStart"/>
-            <w:r>
-              <w:rPr>
-                <w:rFonts w:ascii="Aptos Slab SemiBold" w:hAnsi="Aptos Slab SemiBold" w:cs="Times New Roman"/>
-                <w:b/>
-                <w:bCs/>
-                <w:iCs/>
-                <w:sz w:val="16"/>
-                <w:szCs w:val="20"/>
-              </w:rPr>
-              <w:t>To</w:t>
-            </w:r>
-            <w:proofErr w:type="gramEnd"/>
-            <w:r>
-              <w:rPr>
-                <w:rFonts w:ascii="Aptos Slab SemiBold" w:hAnsi="Aptos Slab SemiBold" w:cs="Times New Roman"/>
-                <w:b/>
-                <w:bCs/>
-                <w:iCs/>
-                <w:sz w:val="16"/>
-                <w:szCs w:val="20"/>
-              </w:rPr>
-              <w:t xml:space="preserve"> Improve</w:t>
+              <w:t>Is Learning To Improve</w:t>
             </w:r>
           </w:p>
           <w:p>
@@ -2009,19 +1817,8 @@
                 <w:sz w:val="16"/>
                 <w:szCs w:val="20"/>
               </w:rPr>
-              <w:t xml:space="preserve">Dapat </w:t>
-            </w:r>
-            <w:proofErr w:type="spellStart"/>
-            <w:r>
-              <w:rPr>
-                <w:rFonts w:ascii="Aptos Slab Light" w:hAnsi="Aptos Slab Light" w:cs="Times New Roman"/>
-                <w:i/>
-                <w:sz w:val="16"/>
-                <w:szCs w:val="20"/>
-              </w:rPr>
-              <w:t>Linangin</w:t>
-            </w:r>
-            <w:proofErr w:type="spellEnd"/>
+              <w:t>Dapat Linangin</w:t>
+            </w:r>
             <w:r>
               <w:rPr>
                 <w:rFonts w:ascii="Aptos Slab Light" w:hAnsi="Aptos Slab Light" w:cs="Times New Roman"/>
@@ -2327,31 +2124,29 @@
                 <w:sz w:val="16"/>
                 <w:szCs w:val="20"/>
               </w:rPr>
-              <w:t xml:space="preserve">No. </w:t>
-            </w:r>
-            <w:proofErr w:type="spellStart"/>
-            <w:r>
-              <w:rPr>
-                <w:rFonts w:ascii="Aptos Slab" w:hAnsi="Aptos Slab" w:cs="Times New Roman"/>
-                <w:b/>
-                <w:bCs/>
-                <w:iCs/>
-                <w:sz w:val="16"/>
-                <w:szCs w:val="20"/>
-              </w:rPr>
-              <w:t>ofDays</w:t>
-            </w:r>
-            <w:proofErr w:type="spellEnd"/>
-            <w:r>
-              <w:rPr>
-                <w:rFonts w:ascii="Aptos Slab" w:hAnsi="Aptos Slab" w:cs="Times New Roman"/>
-                <w:b/>
-                <w:bCs/>
-                <w:iCs/>
-                <w:sz w:val="16"/>
-                <w:szCs w:val="20"/>
-              </w:rPr>
-              <w:t xml:space="preserve"> Present</w:t>
+              <w:t>No. of</w:t>
+            </w:r>
+            <w:r>
+              <w:rPr>
+                <w:rFonts w:ascii="Aptos Slab" w:hAnsi="Aptos Slab" w:cs="Times New Roman"/>
+                <w:b/>
+                <w:bCs/>
+                <w:iCs/>
+                <w:sz w:val="16"/>
+                <w:szCs w:val="20"/>
+              </w:rPr>
+              <w:t xml:space="preserve"> </w:t>
+            </w:r>
+            <w:r>
+              <w:rPr>
+                <w:rFonts w:ascii="Aptos Slab" w:hAnsi="Aptos Slab" w:cs="Times New Roman"/>
+                <w:b/>
+                <w:bCs/>
+                <w:iCs/>
+                <w:sz w:val="16"/>
+                <w:szCs w:val="20"/>
+              </w:rPr>
+              <w:t>Days Present</w:t>
             </w:r>
           </w:p>
         </w:tc>
@@ -3828,29 +3623,8 @@
           <w:sz w:val="16"/>
           <w:szCs w:val="20"/>
         </w:rPr>
-        <w:t xml:space="preserve">detailed record of your child’s progress across specific learning competencies is attached in the succeeding pages. This includes </w:t>
-      </w:r>
-      <w:proofErr w:type="gramStart"/>
-      <w:r>
-        <w:rPr>
-          <w:rFonts w:ascii="Aptos Slab" w:hAnsi="Aptos Slab" w:cs="Times New Roman"/>
-          <w:iCs/>
-          <w:sz w:val="16"/>
-          <w:szCs w:val="20"/>
-        </w:rPr>
-        <w:t>the monitoring</w:t>
-      </w:r>
-      <w:proofErr w:type="gramEnd"/>
-      <w:r>
-        <w:rPr>
-          <w:rFonts w:ascii="Aptos Slab" w:hAnsi="Aptos Slab" w:cs="Times New Roman"/>
-          <w:iCs/>
-          <w:sz w:val="16"/>
-          <w:szCs w:val="20"/>
-        </w:rPr>
-        <w:t xml:space="preserve"> of skills in Reading and Literacy, Language, Mathematics, Good Manners and Right Conduct and </w:t>
-      </w:r>
-      <w:proofErr w:type="spellStart"/>
+        <w:t xml:space="preserve">detailed record of your child’s progress across specific learning competencies is attached in the succeeding pages. This includes the monitoring of skills in Reading and Literacy, Language, Mathematics, Good Manners and Right Conduct and </w:t>
+      </w:r>
       <w:r>
         <w:rPr>
           <w:rFonts w:ascii="Aptos Slab" w:hAnsi="Aptos Slab" w:cs="Times New Roman"/>
@@ -3860,7 +3634,6 @@
         </w:rPr>
         <w:t>Makabansa</w:t>
       </w:r>
-      <w:proofErr w:type="spellEnd"/>
       <w:r>
         <w:rPr>
           <w:rFonts w:ascii="Aptos Slab" w:hAnsi="Aptos Slab" w:cs="Times New Roman"/>
@@ -4110,9 +3883,119 @@
                 <w:sz w:val="14"/>
                 <w:szCs w:val="18"/>
               </w:rPr>
-              <w:t>(</w:t>
-            </w:r>
-            <w:proofErr w:type="spellStart"/>
+              <w:t>(Namumukod-tangi)</w:t>
+            </w:r>
+          </w:p>
+        </w:tc>
+        <w:tc>
+          <w:tcPr>
+            <w:tcW w:w="3019" w:type="dxa"/>
+            <w:vAlign w:val="center"/>
+          </w:tcPr>
+          <w:p>
+            <w:pPr>
+              <w:tabs>
+                <w:tab w:val="left" w:pos="360"/>
+              </w:tabs>
+              <w:jc w:val="center"/>
+              <w:rPr>
+                <w:rFonts w:ascii="Aptos Slab" w:hAnsi="Aptos Slab" w:cs="Times New Roman"/>
+                <w:iCs/>
+                <w:sz w:val="14"/>
+                <w:szCs w:val="18"/>
+              </w:rPr>
+            </w:pPr>
+            <w:r>
+              <w:rPr>
+                <w:rFonts w:ascii="Aptos Slab" w:hAnsi="Aptos Slab" w:cs="Times New Roman"/>
+                <w:iCs/>
+                <w:sz w:val="14"/>
+                <w:szCs w:val="18"/>
+              </w:rPr>
+              <w:t>Consistently demonstrates skills and understanding beyond expectations; applies learning independently and confidently</w:t>
+            </w:r>
+          </w:p>
+        </w:tc>
+      </w:tr>
+      <w:tr>
+        <w:tc>
+          <w:tcPr>
+            <w:tcW w:w="652" w:type="dxa"/>
+            <w:vAlign w:val="center"/>
+          </w:tcPr>
+          <w:p>
+            <w:pPr>
+              <w:tabs>
+                <w:tab w:val="left" w:pos="360"/>
+              </w:tabs>
+              <w:jc w:val="center"/>
+              <w:rPr>
+                <w:rFonts w:ascii="Aptos Slab" w:hAnsi="Aptos Slab" w:cs="Times New Roman"/>
+                <w:b/>
+                <w:bCs/>
+                <w:iCs/>
+                <w:sz w:val="16"/>
+                <w:szCs w:val="20"/>
+              </w:rPr>
+            </w:pPr>
+            <w:r>
+              <w:rPr>
+                <w:rFonts w:ascii="Aptos Slab" w:hAnsi="Aptos Slab" w:cs="Times New Roman"/>
+                <w:b/>
+                <w:bCs/>
+                <w:iCs/>
+                <w:sz w:val="16"/>
+                <w:szCs w:val="20"/>
+              </w:rPr>
+              <w:t>B</w:t>
+            </w:r>
+          </w:p>
+        </w:tc>
+        <w:tc>
+          <w:tcPr>
+            <w:tcW w:w="1503" w:type="dxa"/>
+            <w:vAlign w:val="center"/>
+          </w:tcPr>
+          <w:p>
+            <w:pPr>
+              <w:tabs>
+                <w:tab w:val="left" w:pos="360"/>
+              </w:tabs>
+              <w:jc w:val="center"/>
+              <w:rPr>
+                <w:rFonts w:ascii="Aptos Slab" w:hAnsi="Aptos Slab" w:cs="Times New Roman"/>
+                <w:b/>
+                <w:bCs/>
+                <w:iCs/>
+                <w:sz w:val="16"/>
+                <w:szCs w:val="20"/>
+              </w:rPr>
+            </w:pPr>
+            <w:r>
+              <w:rPr>
+                <w:rFonts w:ascii="Aptos Slab" w:hAnsi="Aptos Slab" w:cs="Times New Roman"/>
+                <w:b/>
+                <w:bCs/>
+                <w:iCs/>
+                <w:sz w:val="16"/>
+                <w:szCs w:val="20"/>
+              </w:rPr>
+              <w:t>Benchmarking</w:t>
+            </w:r>
+          </w:p>
+          <w:p>
+            <w:pPr>
+              <w:tabs>
+                <w:tab w:val="left" w:pos="360"/>
+              </w:tabs>
+              <w:jc w:val="center"/>
+              <w:rPr>
+                <w:rFonts w:ascii="Aptos Slab" w:hAnsi="Aptos Slab" w:cs="Times New Roman"/>
+                <w:i/>
+                <w:sz w:val="16"/>
+                <w:szCs w:val="20"/>
+              </w:rPr>
+            </w:pPr>
             <w:r>
               <w:rPr>
                 <w:rFonts w:ascii="Aptos Slab" w:hAnsi="Aptos Slab" w:cs="Times New Roman"/>
@@ -4120,9 +4003,119 @@
                 <w:sz w:val="14"/>
                 <w:szCs w:val="18"/>
               </w:rPr>
-              <w:t>Namumukod</w:t>
-            </w:r>
-            <w:proofErr w:type="spellEnd"/>
+              <w:t>(Naipamamalas)</w:t>
+            </w:r>
+          </w:p>
+        </w:tc>
+        <w:tc>
+          <w:tcPr>
+            <w:tcW w:w="3019" w:type="dxa"/>
+            <w:vAlign w:val="center"/>
+          </w:tcPr>
+          <w:p>
+            <w:pPr>
+              <w:tabs>
+                <w:tab w:val="left" w:pos="360"/>
+              </w:tabs>
+              <w:jc w:val="center"/>
+              <w:rPr>
+                <w:rFonts w:ascii="Aptos Slab" w:hAnsi="Aptos Slab" w:cs="Times New Roman"/>
+                <w:iCs/>
+                <w:sz w:val="14"/>
+                <w:szCs w:val="18"/>
+              </w:rPr>
+            </w:pPr>
+            <w:r>
+              <w:rPr>
+                <w:rFonts w:ascii="Aptos Slab" w:hAnsi="Aptos Slab" w:cs="Times New Roman"/>
+                <w:iCs/>
+                <w:sz w:val="14"/>
+                <w:szCs w:val="18"/>
+              </w:rPr>
+              <w:t>Meets expected learning standards, demonstrates skills and understanding with consistency.</w:t>
+            </w:r>
+          </w:p>
+        </w:tc>
+      </w:tr>
+      <w:tr>
+        <w:tc>
+          <w:tcPr>
+            <w:tcW w:w="652" w:type="dxa"/>
+            <w:vAlign w:val="center"/>
+          </w:tcPr>
+          <w:p>
+            <w:pPr>
+              <w:tabs>
+                <w:tab w:val="left" w:pos="360"/>
+              </w:tabs>
+              <w:jc w:val="center"/>
+              <w:rPr>
+                <w:rFonts w:ascii="Aptos Slab" w:hAnsi="Aptos Slab" w:cs="Times New Roman"/>
+                <w:b/>
+                <w:bCs/>
+                <w:iCs/>
+                <w:sz w:val="16"/>
+                <w:szCs w:val="20"/>
+              </w:rPr>
+            </w:pPr>
+            <w:r>
+              <w:rPr>
+                <w:rFonts w:ascii="Aptos Slab" w:hAnsi="Aptos Slab" w:cs="Times New Roman"/>
+                <w:b/>
+                <w:bCs/>
+                <w:iCs/>
+                <w:sz w:val="16"/>
+                <w:szCs w:val="20"/>
+              </w:rPr>
+              <w:t>C</w:t>
+            </w:r>
+          </w:p>
+        </w:tc>
+        <w:tc>
+          <w:tcPr>
+            <w:tcW w:w="1503" w:type="dxa"/>
+            <w:vAlign w:val="center"/>
+          </w:tcPr>
+          <w:p>
+            <w:pPr>
+              <w:tabs>
+                <w:tab w:val="left" w:pos="360"/>
+              </w:tabs>
+              <w:jc w:val="center"/>
+              <w:rPr>
+                <w:rFonts w:ascii="Aptos Slab" w:hAnsi="Aptos Slab" w:cs="Times New Roman"/>
+                <w:b/>
+                <w:bCs/>
+                <w:iCs/>
+                <w:sz w:val="16"/>
+                <w:szCs w:val="20"/>
+              </w:rPr>
+            </w:pPr>
+            <w:r>
+              <w:rPr>
+                <w:rFonts w:ascii="Aptos Slab" w:hAnsi="Aptos Slab" w:cs="Times New Roman"/>
+                <w:b/>
+                <w:bCs/>
+                <w:iCs/>
+                <w:sz w:val="16"/>
+                <w:szCs w:val="20"/>
+              </w:rPr>
+              <w:t>Connecting</w:t>
+            </w:r>
+          </w:p>
+          <w:p>
+            <w:pPr>
+              <w:tabs>
+                <w:tab w:val="left" w:pos="360"/>
+              </w:tabs>
+              <w:jc w:val="center"/>
+              <w:rPr>
+                <w:rFonts w:ascii="Aptos Slab" w:hAnsi="Aptos Slab" w:cs="Times New Roman"/>
+                <w:i/>
+                <w:sz w:val="16"/>
+                <w:szCs w:val="20"/>
+              </w:rPr>
+            </w:pPr>
             <w:r>
               <w:rPr>
                 <w:rFonts w:ascii="Aptos Slab" w:hAnsi="Aptos Slab" w:cs="Times New Roman"/>
@@ -4130,7 +4123,7 @@
                 <w:sz w:val="14"/>
                 <w:szCs w:val="18"/>
               </w:rPr>
-              <w:t>-tangi)</w:t>
+              <w:t>(Natutungo)</w:t>
             </w:r>
           </w:p>
         </w:tc>
@@ -4159,7 +4152,7 @@
                 <w:sz w:val="14"/>
                 <w:szCs w:val="18"/>
               </w:rPr>
-              <w:t>Consistently demonstrates skills and understanding beyond expectations; applies learning independently and confidently</w:t>
+              <w:t>Shows developing understanding and skills, requires minimal guidance and support.</w:t>
             </w:r>
           </w:p>
         </w:tc>
@@ -4194,7 +4187,7 @@
                 <w:sz w:val="16"/>
                 <w:szCs w:val="20"/>
               </w:rPr>
-              <w:t>B</w:t>
+              <w:t>D</w:t>
             </w:r>
           </w:p>
         </w:tc>
@@ -4227,7 +4220,127 @@
                 <w:sz w:val="16"/>
                 <w:szCs w:val="20"/>
               </w:rPr>
-              <w:t>Benchmarking</w:t>
+              <w:t>Developing</w:t>
+            </w:r>
+          </w:p>
+          <w:p>
+            <w:pPr>
+              <w:tabs>
+                <w:tab w:val="left" w:pos="360"/>
+              </w:tabs>
+              <w:jc w:val="center"/>
+              <w:rPr>
+                <w:rFonts w:ascii="Aptos Slab" w:hAnsi="Aptos Slab" w:cs="Times New Roman"/>
+                <w:iCs/>
+                <w:sz w:val="16"/>
+                <w:szCs w:val="20"/>
+              </w:rPr>
+            </w:pPr>
+            <w:r>
+              <w:rPr>
+                <w:rFonts w:ascii="Aptos Slab" w:hAnsi="Aptos Slab" w:cs="Times New Roman"/>
+                <w:iCs/>
+                <w:sz w:val="14"/>
+                <w:szCs w:val="18"/>
+              </w:rPr>
+              <w:t>(Napapaunlad)</w:t>
+            </w:r>
+          </w:p>
+        </w:tc>
+        <w:tc>
+          <w:tcPr>
+            <w:tcW w:w="3019" w:type="dxa"/>
+            <w:vAlign w:val="center"/>
+          </w:tcPr>
+          <w:p>
+            <w:pPr>
+              <w:tabs>
+                <w:tab w:val="left" w:pos="360"/>
+              </w:tabs>
+              <w:jc w:val="center"/>
+              <w:rPr>
+                <w:rFonts w:ascii="Aptos Slab" w:hAnsi="Aptos Slab" w:cs="Times New Roman"/>
+                <w:iCs/>
+                <w:sz w:val="14"/>
+                <w:szCs w:val="18"/>
+              </w:rPr>
+            </w:pPr>
+            <w:r>
+              <w:rPr>
+                <w:rFonts w:ascii="Aptos Slab" w:hAnsi="Aptos Slab" w:cs="Times New Roman"/>
+                <w:iCs/>
+                <w:sz w:val="14"/>
+                <w:szCs w:val="18"/>
+              </w:rPr>
+              <w:t>Demonstrates emerging skills and understanding; requires regular guidance and support.</w:t>
+            </w:r>
+          </w:p>
+        </w:tc>
+      </w:tr>
+      <w:tr>
+        <w:tc>
+          <w:tcPr>
+            <w:tcW w:w="652" w:type="dxa"/>
+            <w:vAlign w:val="center"/>
+          </w:tcPr>
+          <w:p>
+            <w:pPr>
+              <w:tabs>
+                <w:tab w:val="left" w:pos="360"/>
+              </w:tabs>
+              <w:jc w:val="center"/>
+              <w:rPr>
+                <w:rFonts w:ascii="Aptos Slab" w:hAnsi="Aptos Slab" w:cs="Times New Roman"/>
+                <w:b/>
+                <w:bCs/>
+                <w:iCs/>
+                <w:sz w:val="16"/>
+                <w:szCs w:val="20"/>
+              </w:rPr>
+            </w:pPr>
+            <w:r>
+              <w:rPr>
+                <w:rFonts w:ascii="Aptos Slab" w:hAnsi="Aptos Slab" w:cs="Times New Roman"/>
+                <w:b/>
+                <w:bCs/>
+                <w:iCs/>
+                <w:sz w:val="16"/>
+                <w:szCs w:val="20"/>
+              </w:rPr>
+              <w:t>E</w:t>
+            </w:r>
+          </w:p>
+        </w:tc>
+        <w:tc>
+          <w:tcPr>
+            <w:tcW w:w="1503" w:type="dxa"/>
+            <w:vAlign w:val="center"/>
+          </w:tcPr>
+          <w:p>
+            <w:pPr>
+              <w:tabs>
+                <w:tab w:val="left" w:pos="360"/>
+              </w:tabs>
+              <w:jc w:val="center"/>
+              <w:rPr>
+                <w:rFonts w:ascii="Aptos Slab" w:hAnsi="Aptos Slab" w:cs="Times New Roman"/>
+                <w:b/>
+                <w:bCs/>
+                <w:iCs/>
+                <w:sz w:val="16"/>
+                <w:szCs w:val="20"/>
+              </w:rPr>
+            </w:pPr>
+            <w:r>
+              <w:rPr>
+                <w:rFonts w:ascii="Aptos Slab" w:hAnsi="Aptos Slab" w:cs="Times New Roman"/>
+                <w:b/>
+                <w:bCs/>
+                <w:iCs/>
+                <w:sz w:val="16"/>
+                <w:szCs w:val="20"/>
+              </w:rPr>
+              <w:t>Emerging</w:t>
             </w:r>
           </w:p>
           <w:p>
@@ -4250,489 +4363,7 @@
                 <w:sz w:val="14"/>
                 <w:szCs w:val="18"/>
               </w:rPr>
-              <w:t>(</w:t>
-            </w:r>
-            <w:proofErr w:type="spellStart"/>
-            <w:r>
-              <w:rPr>
-                <w:rFonts w:ascii="Aptos Slab" w:hAnsi="Aptos Slab" w:cs="Times New Roman"/>
-                <w:i/>
-                <w:sz w:val="14"/>
-                <w:szCs w:val="18"/>
-              </w:rPr>
-              <w:t>Naipamamalas</w:t>
-            </w:r>
-            <w:proofErr w:type="spellEnd"/>
-            <w:r>
-              <w:rPr>
-                <w:rFonts w:ascii="Aptos Slab" w:hAnsi="Aptos Slab" w:cs="Times New Roman"/>
-                <w:i/>
-                <w:sz w:val="14"/>
-                <w:szCs w:val="18"/>
-              </w:rPr>
-              <w:t>)</w:t>
-            </w:r>
-          </w:p>
-        </w:tc>
-        <w:tc>
-          <w:tcPr>
-            <w:tcW w:w="3019" w:type="dxa"/>
-            <w:vAlign w:val="center"/>
-          </w:tcPr>
-          <w:p>
-            <w:pPr>
-              <w:tabs>
-                <w:tab w:val="left" w:pos="360"/>
-              </w:tabs>
-              <w:jc w:val="center"/>
-              <w:rPr>
-                <w:rFonts w:ascii="Aptos Slab" w:hAnsi="Aptos Slab" w:cs="Times New Roman"/>
-                <w:iCs/>
-                <w:sz w:val="14"/>
-                <w:szCs w:val="18"/>
-              </w:rPr>
-            </w:pPr>
-            <w:r>
-              <w:rPr>
-                <w:rFonts w:ascii="Aptos Slab" w:hAnsi="Aptos Slab" w:cs="Times New Roman"/>
-                <w:iCs/>
-                <w:sz w:val="14"/>
-                <w:szCs w:val="18"/>
-              </w:rPr>
-              <w:t>Meets expected learning standards, demonstrates skills and understanding with consistency.</w:t>
-            </w:r>
-          </w:p>
-        </w:tc>
-      </w:tr>
-      <w:tr>
-        <w:tc>
-          <w:tcPr>
-            <w:tcW w:w="652" w:type="dxa"/>
-            <w:vAlign w:val="center"/>
-          </w:tcPr>
-          <w:p>
-            <w:pPr>
-              <w:tabs>
-                <w:tab w:val="left" w:pos="360"/>
-              </w:tabs>
-              <w:jc w:val="center"/>
-              <w:rPr>
-                <w:rFonts w:ascii="Aptos Slab" w:hAnsi="Aptos Slab" w:cs="Times New Roman"/>
-                <w:b/>
-                <w:bCs/>
-                <w:iCs/>
-                <w:sz w:val="16"/>
-                <w:szCs w:val="20"/>
-              </w:rPr>
-            </w:pPr>
-            <w:r>
-              <w:rPr>
-                <w:rFonts w:ascii="Aptos Slab" w:hAnsi="Aptos Slab" w:cs="Times New Roman"/>
-                <w:b/>
-                <w:bCs/>
-                <w:iCs/>
-                <w:sz w:val="16"/>
-                <w:szCs w:val="20"/>
-              </w:rPr>
-              <w:t>C</w:t>
-            </w:r>
-          </w:p>
-        </w:tc>
-        <w:tc>
-          <w:tcPr>
-            <w:tcW w:w="1503" w:type="dxa"/>
-            <w:vAlign w:val="center"/>
-          </w:tcPr>
-          <w:p>
-            <w:pPr>
-              <w:tabs>
-                <w:tab w:val="left" w:pos="360"/>
-              </w:tabs>
-              <w:jc w:val="center"/>
-              <w:rPr>
-                <w:rFonts w:ascii="Aptos Slab" w:hAnsi="Aptos Slab" w:cs="Times New Roman"/>
-                <w:b/>
-                <w:bCs/>
-                <w:iCs/>
-                <w:sz w:val="16"/>
-                <w:szCs w:val="20"/>
-              </w:rPr>
-            </w:pPr>
-            <w:r>
-              <w:rPr>
-                <w:rFonts w:ascii="Aptos Slab" w:hAnsi="Aptos Slab" w:cs="Times New Roman"/>
-                <w:b/>
-                <w:bCs/>
-                <w:iCs/>
-                <w:sz w:val="16"/>
-                <w:szCs w:val="20"/>
-              </w:rPr>
-              <w:t>Connecting</w:t>
-            </w:r>
-          </w:p>
-          <w:p>
-            <w:pPr>
-              <w:tabs>
-                <w:tab w:val="left" w:pos="360"/>
-              </w:tabs>
-              <w:jc w:val="center"/>
-              <w:rPr>
-                <w:rFonts w:ascii="Aptos Slab" w:hAnsi="Aptos Slab" w:cs="Times New Roman"/>
-                <w:i/>
-                <w:sz w:val="16"/>
-                <w:szCs w:val="20"/>
-              </w:rPr>
-            </w:pPr>
-            <w:r>
-              <w:rPr>
-                <w:rFonts w:ascii="Aptos Slab" w:hAnsi="Aptos Slab" w:cs="Times New Roman"/>
-                <w:i/>
-                <w:sz w:val="14"/>
-                <w:szCs w:val="18"/>
-              </w:rPr>
-              <w:t>(</w:t>
-            </w:r>
-            <w:proofErr w:type="spellStart"/>
-            <w:r>
-              <w:rPr>
-                <w:rFonts w:ascii="Aptos Slab" w:hAnsi="Aptos Slab" w:cs="Times New Roman"/>
-                <w:i/>
-                <w:sz w:val="14"/>
-                <w:szCs w:val="18"/>
-              </w:rPr>
-              <w:t>Natutungo</w:t>
-            </w:r>
-            <w:proofErr w:type="spellEnd"/>
-            <w:r>
-              <w:rPr>
-                <w:rFonts w:ascii="Aptos Slab" w:hAnsi="Aptos Slab" w:cs="Times New Roman"/>
-                <w:i/>
-                <w:sz w:val="14"/>
-                <w:szCs w:val="18"/>
-              </w:rPr>
-              <w:t>)</w:t>
-            </w:r>
-          </w:p>
-        </w:tc>
-        <w:tc>
-          <w:tcPr>
-            <w:tcW w:w="3019" w:type="dxa"/>
-            <w:vAlign w:val="center"/>
-          </w:tcPr>
-          <w:p>
-            <w:pPr>
-              <w:tabs>
-                <w:tab w:val="left" w:pos="360"/>
-              </w:tabs>
-              <w:jc w:val="center"/>
-              <w:rPr>
-                <w:rFonts w:ascii="Aptos Slab" w:hAnsi="Aptos Slab" w:cs="Times New Roman"/>
-                <w:iCs/>
-                <w:sz w:val="14"/>
-                <w:szCs w:val="18"/>
-              </w:rPr>
-            </w:pPr>
-            <w:r>
-              <w:rPr>
-                <w:rFonts w:ascii="Aptos Slab" w:hAnsi="Aptos Slab" w:cs="Times New Roman"/>
-                <w:iCs/>
-                <w:sz w:val="14"/>
-                <w:szCs w:val="18"/>
-              </w:rPr>
-              <w:t xml:space="preserve">Shows developing understanding and </w:t>
-            </w:r>
-            <w:proofErr w:type="gramStart"/>
-            <w:r>
-              <w:rPr>
-                <w:rFonts w:ascii="Aptos Slab" w:hAnsi="Aptos Slab" w:cs="Times New Roman"/>
-                <w:iCs/>
-                <w:sz w:val="14"/>
-                <w:szCs w:val="18"/>
-              </w:rPr>
-              <w:t>skills,</w:t>
-            </w:r>
-            <w:proofErr w:type="gramEnd"/>
-            <w:r>
-              <w:rPr>
-                <w:rFonts w:ascii="Aptos Slab" w:hAnsi="Aptos Slab" w:cs="Times New Roman"/>
-                <w:iCs/>
-                <w:sz w:val="14"/>
-                <w:szCs w:val="18"/>
-              </w:rPr>
-              <w:t xml:space="preserve"> </w:t>
-            </w:r>
-            <w:proofErr w:type="gramStart"/>
-            <w:r>
-              <w:rPr>
-                <w:rFonts w:ascii="Aptos Slab" w:hAnsi="Aptos Slab" w:cs="Times New Roman"/>
-                <w:iCs/>
-                <w:sz w:val="14"/>
-                <w:szCs w:val="18"/>
-              </w:rPr>
-              <w:t>requires</w:t>
-            </w:r>
-            <w:proofErr w:type="gramEnd"/>
-            <w:r>
-              <w:rPr>
-                <w:rFonts w:ascii="Aptos Slab" w:hAnsi="Aptos Slab" w:cs="Times New Roman"/>
-                <w:iCs/>
-                <w:sz w:val="14"/>
-                <w:szCs w:val="18"/>
-              </w:rPr>
-              <w:t xml:space="preserve"> minimal guidance and support.</w:t>
-            </w:r>
-          </w:p>
-        </w:tc>
-      </w:tr>
-      <w:tr>
-        <w:tc>
-          <w:tcPr>
-            <w:tcW w:w="652" w:type="dxa"/>
-            <w:vAlign w:val="center"/>
-          </w:tcPr>
-          <w:p>
-            <w:pPr>
-              <w:tabs>
-                <w:tab w:val="left" w:pos="360"/>
-              </w:tabs>
-              <w:jc w:val="center"/>
-              <w:rPr>
-                <w:rFonts w:ascii="Aptos Slab" w:hAnsi="Aptos Slab" w:cs="Times New Roman"/>
-                <w:b/>
-                <w:bCs/>
-                <w:iCs/>
-                <w:sz w:val="16"/>
-                <w:szCs w:val="20"/>
-              </w:rPr>
-            </w:pPr>
-            <w:r>
-              <w:rPr>
-                <w:rFonts w:ascii="Aptos Slab" w:hAnsi="Aptos Slab" w:cs="Times New Roman"/>
-                <w:b/>
-                <w:bCs/>
-                <w:iCs/>
-                <w:sz w:val="16"/>
-                <w:szCs w:val="20"/>
-              </w:rPr>
-              <w:t>D</w:t>
-            </w:r>
-          </w:p>
-        </w:tc>
-        <w:tc>
-          <w:tcPr>
-            <w:tcW w:w="1503" w:type="dxa"/>
-            <w:vAlign w:val="center"/>
-          </w:tcPr>
-          <w:p>
-            <w:pPr>
-              <w:tabs>
-                <w:tab w:val="left" w:pos="360"/>
-              </w:tabs>
-              <w:jc w:val="center"/>
-              <w:rPr>
-                <w:rFonts w:ascii="Aptos Slab" w:hAnsi="Aptos Slab" w:cs="Times New Roman"/>
-                <w:b/>
-                <w:bCs/>
-                <w:iCs/>
-                <w:sz w:val="16"/>
-                <w:szCs w:val="20"/>
-              </w:rPr>
-            </w:pPr>
-            <w:proofErr w:type="gramStart"/>
-            <w:r>
-              <w:rPr>
-                <w:rFonts w:ascii="Aptos Slab" w:hAnsi="Aptos Slab" w:cs="Times New Roman"/>
-                <w:b/>
-                <w:bCs/>
-                <w:iCs/>
-                <w:sz w:val="16"/>
-                <w:szCs w:val="20"/>
-              </w:rPr>
-              <w:t>Developing</w:t>
-            </w:r>
-            <w:proofErr w:type="gramEnd"/>
-          </w:p>
-          <w:p>
-            <w:pPr>
-              <w:tabs>
-                <w:tab w:val="left" w:pos="360"/>
-              </w:tabs>
-              <w:jc w:val="center"/>
-              <w:rPr>
-                <w:rFonts w:ascii="Aptos Slab" w:hAnsi="Aptos Slab" w:cs="Times New Roman"/>
-                <w:iCs/>
-                <w:sz w:val="16"/>
-                <w:szCs w:val="20"/>
-              </w:rPr>
-            </w:pPr>
-            <w:r>
-              <w:rPr>
-                <w:rFonts w:ascii="Aptos Slab" w:hAnsi="Aptos Slab" w:cs="Times New Roman"/>
-                <w:iCs/>
-                <w:sz w:val="14"/>
-                <w:szCs w:val="18"/>
-              </w:rPr>
-              <w:t>(</w:t>
-            </w:r>
-            <w:proofErr w:type="spellStart"/>
-            <w:r>
-              <w:rPr>
-                <w:rFonts w:ascii="Aptos Slab" w:hAnsi="Aptos Slab" w:cs="Times New Roman"/>
-                <w:iCs/>
-                <w:sz w:val="14"/>
-                <w:szCs w:val="18"/>
-              </w:rPr>
-              <w:t>Napapaunlad</w:t>
-            </w:r>
-            <w:proofErr w:type="spellEnd"/>
-            <w:r>
-              <w:rPr>
-                <w:rFonts w:ascii="Aptos Slab" w:hAnsi="Aptos Slab" w:cs="Times New Roman"/>
-                <w:iCs/>
-                <w:sz w:val="14"/>
-                <w:szCs w:val="18"/>
-              </w:rPr>
-              <w:t>)</w:t>
-            </w:r>
-          </w:p>
-        </w:tc>
-        <w:tc>
-          <w:tcPr>
-            <w:tcW w:w="3019" w:type="dxa"/>
-            <w:vAlign w:val="center"/>
-          </w:tcPr>
-          <w:p>
-            <w:pPr>
-              <w:tabs>
-                <w:tab w:val="left" w:pos="360"/>
-              </w:tabs>
-              <w:jc w:val="center"/>
-              <w:rPr>
-                <w:rFonts w:ascii="Aptos Slab" w:hAnsi="Aptos Slab" w:cs="Times New Roman"/>
-                <w:iCs/>
-                <w:sz w:val="14"/>
-                <w:szCs w:val="18"/>
-              </w:rPr>
-            </w:pPr>
-            <w:r>
-              <w:rPr>
-                <w:rFonts w:ascii="Aptos Slab" w:hAnsi="Aptos Slab" w:cs="Times New Roman"/>
-                <w:iCs/>
-                <w:sz w:val="14"/>
-                <w:szCs w:val="18"/>
-              </w:rPr>
-              <w:t>Demonstrates emerging skills and understanding; requires regular guidance and support.</w:t>
-            </w:r>
-          </w:p>
-        </w:tc>
-      </w:tr>
-      <w:tr>
-        <w:tc>
-          <w:tcPr>
-            <w:tcW w:w="652" w:type="dxa"/>
-            <w:vAlign w:val="center"/>
-          </w:tcPr>
-          <w:p>
-            <w:pPr>
-              <w:tabs>
-                <w:tab w:val="left" w:pos="360"/>
-              </w:tabs>
-              <w:jc w:val="center"/>
-              <w:rPr>
-                <w:rFonts w:ascii="Aptos Slab" w:hAnsi="Aptos Slab" w:cs="Times New Roman"/>
-                <w:b/>
-                <w:bCs/>
-                <w:iCs/>
-                <w:sz w:val="16"/>
-                <w:szCs w:val="20"/>
-              </w:rPr>
-            </w:pPr>
-            <w:r>
-              <w:rPr>
-                <w:rFonts w:ascii="Aptos Slab" w:hAnsi="Aptos Slab" w:cs="Times New Roman"/>
-                <w:b/>
-                <w:bCs/>
-                <w:iCs/>
-                <w:sz w:val="16"/>
-                <w:szCs w:val="20"/>
-              </w:rPr>
-              <w:t>E</w:t>
-            </w:r>
-          </w:p>
-        </w:tc>
-        <w:tc>
-          <w:tcPr>
-            <w:tcW w:w="1503" w:type="dxa"/>
-            <w:vAlign w:val="center"/>
-          </w:tcPr>
-          <w:p>
-            <w:pPr>
-              <w:tabs>
-                <w:tab w:val="left" w:pos="360"/>
-              </w:tabs>
-              <w:jc w:val="center"/>
-              <w:rPr>
-                <w:rFonts w:ascii="Aptos Slab" w:hAnsi="Aptos Slab" w:cs="Times New Roman"/>
-                <w:b/>
-                <w:bCs/>
-                <w:iCs/>
-                <w:sz w:val="16"/>
-                <w:szCs w:val="20"/>
-              </w:rPr>
-            </w:pPr>
-            <w:r>
-              <w:rPr>
-                <w:rFonts w:ascii="Aptos Slab" w:hAnsi="Aptos Slab" w:cs="Times New Roman"/>
-                <w:b/>
-                <w:bCs/>
-                <w:iCs/>
-                <w:sz w:val="16"/>
-                <w:szCs w:val="20"/>
-              </w:rPr>
-              <w:t>Emerging</w:t>
-            </w:r>
-          </w:p>
-          <w:p>
-            <w:pPr>
-              <w:tabs>
-                <w:tab w:val="left" w:pos="360"/>
-              </w:tabs>
-              <w:jc w:val="center"/>
-              <w:rPr>
-                <w:rFonts w:ascii="Aptos Slab" w:hAnsi="Aptos Slab" w:cs="Times New Roman"/>
-                <w:i/>
-                <w:sz w:val="16"/>
-                <w:szCs w:val="20"/>
-              </w:rPr>
-            </w:pPr>
-            <w:r>
-              <w:rPr>
-                <w:rFonts w:ascii="Aptos Slab" w:hAnsi="Aptos Slab" w:cs="Times New Roman"/>
-                <w:i/>
-                <w:sz w:val="14"/>
-                <w:szCs w:val="18"/>
-              </w:rPr>
-              <w:t>(</w:t>
-            </w:r>
-            <w:proofErr w:type="spellStart"/>
-            <w:r>
-              <w:rPr>
-                <w:rFonts w:ascii="Aptos Slab" w:hAnsi="Aptos Slab" w:cs="Times New Roman"/>
-                <w:i/>
-                <w:sz w:val="14"/>
-                <w:szCs w:val="18"/>
-              </w:rPr>
-              <w:t>Nagsisimula</w:t>
-            </w:r>
-            <w:proofErr w:type="spellEnd"/>
-            <w:r>
-              <w:rPr>
-                <w:rFonts w:ascii="Aptos Slab" w:hAnsi="Aptos Slab" w:cs="Times New Roman"/>
-                <w:i/>
-                <w:sz w:val="14"/>
-                <w:szCs w:val="18"/>
-              </w:rPr>
-              <w:t>)</w:t>
+              <w:t>(Nagsisimula)</w:t>
             </w:r>
           </w:p>
         </w:tc>
@@ -4837,7 +4468,6 @@
         </w:rPr>
         <w:t xml:space="preserve">for the </w:t>
       </w:r>
-      <w:proofErr w:type="gramStart"/>
       <w:r>
         <w:rPr>
           <w:rFonts w:ascii="Aptos Slab" w:hAnsi="Aptos Slab" w:cs="Times New Roman"/>
@@ -4860,16 +4490,7 @@
           <w:sz w:val="18"/>
           <w:szCs w:val="18"/>
         </w:rPr>
-        <w:t>level</w:t>
-      </w:r>
-      <w:proofErr w:type="gramEnd"/>
-      <w:r>
-        <w:rPr>
-          <w:rFonts w:ascii="Aptos Slab" w:hAnsi="Aptos Slab" w:cs="Times New Roman"/>
-          <w:sz w:val="18"/>
-          <w:szCs w:val="18"/>
-        </w:rPr>
-        <w:t xml:space="preserve"> </w:t>
+        <w:t xml:space="preserve">level </w:t>
       </w:r>
       <w:r>
         <w:rPr>
@@ -5063,16 +4684,15 @@
                 <w:bCs/>
                 <w:sz w:val="20"/>
               </w:rPr>
-              <w:t>{</w:t>
-            </w:r>
-            <w:proofErr w:type="spellStart"/>
+              <w:t>{school</w:t>
+            </w:r>
             <w:r>
               <w:rPr>
                 <w:rFonts w:ascii="Bernard MT Condensed" w:hAnsi="Bernard MT Condensed" w:cs="Times New Roman"/>
                 <w:bCs/>
                 <w:sz w:val="20"/>
               </w:rPr>
-              <w:t>school</w:t>
+              <w:t>H</w:t>
             </w:r>
             <w:r>
               <w:rPr>
@@ -5080,24 +4700,7 @@
                 <w:bCs/>
                 <w:sz w:val="20"/>
               </w:rPr>
-              <w:t>H</w:t>
-            </w:r>
-            <w:r>
-              <w:rPr>
-                <w:rFonts w:ascii="Bernard MT Condensed" w:hAnsi="Bernard MT Condensed" w:cs="Times New Roman"/>
-                <w:bCs/>
-                <w:sz w:val="20"/>
-              </w:rPr>
-              <w:t>ead</w:t>
-            </w:r>
-            <w:proofErr w:type="spellEnd"/>
-            <w:r>
-              <w:rPr>
-                <w:rFonts w:ascii="Bernard MT Condensed" w:hAnsi="Bernard MT Condensed" w:cs="Times New Roman"/>
-                <w:bCs/>
-                <w:sz w:val="20"/>
-              </w:rPr>
-              <w:t>}</w:t>
+              <w:t>ead}</w:t>
             </w:r>
           </w:p>
         </w:tc>
@@ -5171,27 +4774,7 @@
                 <w:sz w:val="16"/>
                 <w:szCs w:val="18"/>
               </w:rPr>
-              <w:t>{</w:t>
-            </w:r>
-            <w:proofErr w:type="spellStart"/>
-            <w:r>
-              <w:rPr>
-                <w:rFonts w:ascii="Aptos Slab" w:hAnsi="Aptos Slab" w:cs="Times New Roman"/>
-                <w:bCs/>
-                <w:sz w:val="16"/>
-                <w:szCs w:val="18"/>
-              </w:rPr>
-              <w:t>schoolHeadDesignation</w:t>
-            </w:r>
-            <w:proofErr w:type="spellEnd"/>
-            <w:r>
-              <w:rPr>
-                <w:rFonts w:ascii="Aptos Slab" w:hAnsi="Aptos Slab" w:cs="Times New Roman"/>
-                <w:bCs/>
-                <w:sz w:val="16"/>
-                <w:szCs w:val="18"/>
-              </w:rPr>
-              <w:t>}</w:t>
+              <w:t>{schoolHeadDesignation}</w:t>
             </w:r>
           </w:p>
         </w:tc>
@@ -6274,15 +5857,6 @@
 </file>
 
 <file path=customXml/item1.xml><?xml version="1.0" encoding="utf-8"?>
-<?mso-contentType ?>
-<FormTemplates xmlns="http://schemas.microsoft.com/sharepoint/v3/contenttype/forms">
-  <Display>DocumentLibraryForm</Display>
-  <Edit>DocumentLibraryForm</Edit>
-  <New>DocumentLibraryForm</New>
-</FormTemplates>
-</file>
-
-<file path=customXml/item2.xml><?xml version="1.0" encoding="utf-8"?>
 <ct:contentTypeSchema xmlns:ct="http://schemas.microsoft.com/office/2006/metadata/contentType" xmlns:ma="http://schemas.microsoft.com/office/2006/metadata/properties/metaAttributes" ct:_="" ma:_="" ma:contentTypeName="Document" ma:contentTypeID="0x01010019B181300F721B4D9F3B95A3EE15143C" ma:contentTypeVersion="10" ma:contentTypeDescription="Create a new document." ma:contentTypeScope="" ma:versionID="bf2ca1b3bc24449cdd1a669432d4bb9e">
   <xsd:schema xmlns:xsd="http://www.w3.org/2001/XMLSchema" xmlns:xs="http://www.w3.org/2001/XMLSchema" xmlns:p="http://schemas.microsoft.com/office/2006/metadata/properties" xmlns:ns3="541f9672-3e94-4c26-a847-81d4d159bfa1" targetNamespace="http://schemas.microsoft.com/office/2006/metadata/properties" ma:root="true" ma:fieldsID="14a7babb77b443892259070c9ba030eb" ns3:_="">
     <xsd:import namespace="541f9672-3e94-4c26-a847-81d4d159bfa1"/>
@@ -6466,25 +6040,26 @@
 </ct:contentTypeSchema>
 </file>
 
-<file path=customXml/item3.xml><?xml version="1.0" encoding="utf-8"?>
-<b:Sources xmlns:b="http://schemas.openxmlformats.org/officeDocument/2006/bibliography" xmlns="http://schemas.openxmlformats.org/officeDocument/2006/bibliography" SelectedStyle="\APASixthEditionOfficeOnline.xsl" StyleName="APA" Version="6"/>
+<file path=customXml/item2.xml><?xml version="1.0" encoding="utf-8"?>
+<?mso-contentType ?>
+<FormTemplates xmlns="http://schemas.microsoft.com/sharepoint/v3/contenttype/forms">
+  <Display>DocumentLibraryForm</Display>
+  <Edit>DocumentLibraryForm</Edit>
+  <New>DocumentLibraryForm</New>
+</FormTemplates>
 </file>
 
-<file path=customXml/item4.xml><?xml version="1.0" encoding="utf-8"?>
+<file path=customXml/item3.xml><?xml version="1.0" encoding="utf-8"?>
 <p:properties xmlns:p="http://schemas.microsoft.com/office/2006/metadata/properties" xmlns:xsi="http://www.w3.org/2001/XMLSchema-instance" xmlns:pc="http://schemas.microsoft.com/office/infopath/2007/PartnerControls">
   <documentManagement/>
 </p:properties>
 </file>
 
-<file path=customXml/itemProps1.xml><?xml version="1.0" encoding="utf-8"?>
-<ds:datastoreItem xmlns:ds="http://schemas.openxmlformats.org/officeDocument/2006/customXml" ds:itemID="{9E607EEA-1579-4534-A211-223D35B43271}">
-  <ds:schemaRefs>
-    <ds:schemaRef ds:uri="http://schemas.microsoft.com/sharepoint/v3/contenttype/forms"/>
-  </ds:schemaRefs>
-</ds:datastoreItem>
+<file path=customXml/item4.xml><?xml version="1.0" encoding="utf-8"?>
+<b:Sources xmlns:b="http://schemas.openxmlformats.org/officeDocument/2006/bibliography" xmlns="http://schemas.openxmlformats.org/officeDocument/2006/bibliography" SelectedStyle="\APASixthEditionOfficeOnline.xsl" StyleName="APA" Version="6"/>
 </file>
 
-<file path=customXml/itemProps2.xml><?xml version="1.0" encoding="utf-8"?>
+<file path=customXml/itemProps1.xml><?xml version="1.0" encoding="utf-8"?>
 <ds:datastoreItem xmlns:ds="http://schemas.openxmlformats.org/officeDocument/2006/customXml" ds:itemID="{1934D20A-BA2A-4311-8449-030457D80377}">
   <ds:schemaRefs>
     <ds:schemaRef ds:uri="http://schemas.microsoft.com/office/2006/metadata/contentType"/>
@@ -6502,19 +6077,27 @@
 </ds:datastoreItem>
 </file>
 
-<file path=customXml/itemProps3.xml><?xml version="1.0" encoding="utf-8"?>
-<ds:datastoreItem xmlns:ds="http://schemas.openxmlformats.org/officeDocument/2006/customXml" ds:itemID="{79EDFC7F-E73A-4641-AB05-0EAF77FB85CB}">
+<file path=customXml/itemProps2.xml><?xml version="1.0" encoding="utf-8"?>
+<ds:datastoreItem xmlns:ds="http://schemas.openxmlformats.org/officeDocument/2006/customXml" ds:itemID="{9E607EEA-1579-4534-A211-223D35B43271}">
   <ds:schemaRefs>
-    <ds:schemaRef ds:uri="http://schemas.openxmlformats.org/officeDocument/2006/bibliography"/>
+    <ds:schemaRef ds:uri="http://schemas.microsoft.com/sharepoint/v3/contenttype/forms"/>
   </ds:schemaRefs>
 </ds:datastoreItem>
 </file>
 
-<file path=customXml/itemProps4.xml><?xml version="1.0" encoding="utf-8"?>
+<file path=customXml/itemProps3.xml><?xml version="1.0" encoding="utf-8"?>
 <ds:datastoreItem xmlns:ds="http://schemas.openxmlformats.org/officeDocument/2006/customXml" ds:itemID="{672FB7B5-DBC2-43DE-98D9-E1693A2B312F}">
   <ds:schemaRefs>
     <ds:schemaRef ds:uri="http://schemas.microsoft.com/office/2006/metadata/properties"/>
     <ds:schemaRef ds:uri="http://schemas.microsoft.com/office/infopath/2007/PartnerControls"/>
   </ds:schemaRefs>
 </ds:datastoreItem>
+</file>
+
+<file path=customXml/itemProps4.xml><?xml version="1.0" encoding="utf-8"?>
+<ds:datastoreItem xmlns:ds="http://schemas.openxmlformats.org/officeDocument/2006/customXml" ds:itemID="{79EDFC7F-E73A-4641-AB05-0EAF77FB85CB}">
+  <ds:schemaRefs>
+    <ds:schemaRef ds:uri="http://schemas.openxmlformats.org/officeDocument/2006/bibliography"/>
+  </ds:schemaRefs>
+</ds:datastoreItem>
 </file>